--- a/UTS/[UTS]17_Fitria Ramadhani Prihandiva.docx
+++ b/UTS/[UTS]17_Fitria Ramadhani Prihandiva.docx
@@ -99,7 +99,6 @@
           <w:szCs w:val="28"/>
         </w:rPr>
       </w:pPr>
-      <w:proofErr w:type="spellStart"/>
       <w:r>
         <w:rPr>
           <w:rFonts w:ascii="Times New Roman" w:eastAsia="Times New Roman" w:hAnsi="Times New Roman" w:cs="Times New Roman"/>
@@ -107,17 +106,7 @@
           <w:sz w:val="28"/>
           <w:szCs w:val="28"/>
         </w:rPr>
-        <w:t>Dibina</w:t>
-      </w:r>
-      <w:proofErr w:type="spellEnd"/>
-      <w:r>
-        <w:rPr>
-          <w:rFonts w:ascii="Times New Roman" w:eastAsia="Times New Roman" w:hAnsi="Times New Roman" w:cs="Times New Roman"/>
-          <w:color w:val="000000"/>
-          <w:sz w:val="28"/>
-          <w:szCs w:val="28"/>
-        </w:rPr>
-        <w:t xml:space="preserve"> oleh Bapak</w:t>
+        <w:t>Dibina oleh Bapak</w:t>
       </w:r>
       <w:r>
         <w:rPr>
@@ -233,7 +222,6 @@
           <w:szCs w:val="28"/>
         </w:rPr>
       </w:pPr>
-      <w:proofErr w:type="gramStart"/>
       <w:r>
         <w:rPr>
           <w:rFonts w:ascii="Times New Roman" w:eastAsia="Times New Roman" w:hAnsi="Times New Roman" w:cs="Times New Roman"/>
@@ -243,60 +231,28 @@
           <w:sz w:val="28"/>
           <w:szCs w:val="28"/>
         </w:rPr>
-        <w:t>Oleh :</w:t>
-      </w:r>
-      <w:proofErr w:type="gramEnd"/>
-      <w:r>
-        <w:rPr>
-          <w:rFonts w:ascii="Times New Roman" w:eastAsia="Times New Roman" w:hAnsi="Times New Roman" w:cs="Times New Roman"/>
-          <w:b/>
-          <w:bCs/>
+        <w:t xml:space="preserve">Oleh : </w:t>
+      </w:r>
+    </w:p>
+    <w:p>
+      <w:pPr>
+        <w:spacing w:after="240" w:line="240" w:lineRule="auto"/>
+        <w:jc w:val="center"/>
+        <w:rPr>
+          <w:rFonts w:ascii="Times New Roman" w:eastAsia="Times New Roman" w:hAnsi="Times New Roman" w:cs="Times New Roman"/>
           <w:color w:val="000000"/>
           <w:sz w:val="28"/>
           <w:szCs w:val="28"/>
         </w:rPr>
-        <w:t xml:space="preserve"> </w:t>
-      </w:r>
-    </w:p>
-    <w:p>
-      <w:pPr>
-        <w:spacing w:after="240" w:line="240" w:lineRule="auto"/>
-        <w:jc w:val="center"/>
+      </w:pPr>
+      <w:r>
         <w:rPr>
           <w:rFonts w:ascii="Times New Roman" w:eastAsia="Times New Roman" w:hAnsi="Times New Roman" w:cs="Times New Roman"/>
           <w:color w:val="000000"/>
           <w:sz w:val="28"/>
           <w:szCs w:val="28"/>
         </w:rPr>
-      </w:pPr>
-      <w:r>
-        <w:rPr>
-          <w:rFonts w:ascii="Times New Roman" w:eastAsia="Times New Roman" w:hAnsi="Times New Roman" w:cs="Times New Roman"/>
-          <w:color w:val="000000"/>
-          <w:sz w:val="28"/>
-          <w:szCs w:val="28"/>
-        </w:rPr>
-        <w:t xml:space="preserve">Fitria Ramadhani </w:t>
-      </w:r>
-      <w:proofErr w:type="spellStart"/>
-      <w:r>
-        <w:rPr>
-          <w:rFonts w:ascii="Times New Roman" w:eastAsia="Times New Roman" w:hAnsi="Times New Roman" w:cs="Times New Roman"/>
-          <w:color w:val="000000"/>
-          <w:sz w:val="28"/>
-          <w:szCs w:val="28"/>
-        </w:rPr>
-        <w:t>Prihandiva</w:t>
-      </w:r>
-      <w:proofErr w:type="spellEnd"/>
-      <w:r>
-        <w:rPr>
-          <w:rFonts w:ascii="Times New Roman" w:eastAsia="Times New Roman" w:hAnsi="Times New Roman" w:cs="Times New Roman"/>
-          <w:color w:val="000000"/>
-          <w:sz w:val="28"/>
-          <w:szCs w:val="28"/>
-        </w:rPr>
-        <w:t xml:space="preserve">  </w:t>
+        <w:t xml:space="preserve">Fitria Ramadhani Prihandiva  </w:t>
       </w:r>
     </w:p>
     <w:p>
@@ -557,7 +513,7 @@
               <w:tab w:val="right" w:leader="dot" w:pos="9016"/>
             </w:tabs>
             <w:rPr>
-              <w:rFonts w:eastAsiaTheme="minorEastAsia"/>
+              <w:rFonts w:ascii="Times New Roman" w:eastAsiaTheme="minorEastAsia" w:hAnsi="Times New Roman" w:cs="Times New Roman"/>
               <w:noProof/>
               <w:kern w:val="2"/>
               <w14:ligatures w14:val="standardContextual"/>
@@ -600,6 +556,7 @@
             </w:r>
             <w:r>
               <w:rPr>
+                <w:rFonts w:ascii="Times New Roman" w:hAnsi="Times New Roman" w:cs="Times New Roman"/>
                 <w:noProof/>
                 <w:webHidden/>
               </w:rPr>
@@ -607,6 +564,7 @@
             </w:r>
             <w:r>
               <w:rPr>
+                <w:rFonts w:ascii="Times New Roman" w:hAnsi="Times New Roman" w:cs="Times New Roman"/>
                 <w:noProof/>
                 <w:webHidden/>
               </w:rPr>
@@ -614,6 +572,7 @@
             </w:r>
             <w:r>
               <w:rPr>
+                <w:rFonts w:ascii="Times New Roman" w:hAnsi="Times New Roman" w:cs="Times New Roman"/>
                 <w:noProof/>
                 <w:webHidden/>
               </w:rPr>
@@ -621,12 +580,14 @@
             </w:r>
             <w:r>
               <w:rPr>
-                <w:noProof/>
-                <w:webHidden/>
-              </w:rPr>
-            </w:r>
-            <w:r>
-              <w:rPr>
+                <w:rFonts w:ascii="Times New Roman" w:hAnsi="Times New Roman" w:cs="Times New Roman"/>
+                <w:noProof/>
+                <w:webHidden/>
+              </w:rPr>
+            </w:r>
+            <w:r>
+              <w:rPr>
+                <w:rFonts w:ascii="Times New Roman" w:hAnsi="Times New Roman" w:cs="Times New Roman"/>
                 <w:noProof/>
                 <w:webHidden/>
               </w:rPr>
@@ -634,6 +595,7 @@
             </w:r>
             <w:r>
               <w:rPr>
+                <w:rFonts w:ascii="Times New Roman" w:hAnsi="Times New Roman" w:cs="Times New Roman"/>
                 <w:noProof/>
                 <w:webHidden/>
               </w:rPr>
@@ -641,6 +603,7 @@
             </w:r>
             <w:r>
               <w:rPr>
+                <w:rFonts w:ascii="Times New Roman" w:hAnsi="Times New Roman" w:cs="Times New Roman"/>
                 <w:noProof/>
                 <w:webHidden/>
               </w:rPr>
@@ -655,7 +618,7 @@
               <w:tab w:val="right" w:leader="dot" w:pos="9016"/>
             </w:tabs>
             <w:rPr>
-              <w:rFonts w:eastAsiaTheme="minorEastAsia"/>
+              <w:rFonts w:ascii="Times New Roman" w:eastAsiaTheme="minorEastAsia" w:hAnsi="Times New Roman" w:cs="Times New Roman"/>
               <w:noProof/>
               <w:kern w:val="2"/>
               <w14:ligatures w14:val="standardContextual"/>
@@ -674,6 +637,7 @@
             </w:r>
             <w:r>
               <w:rPr>
+                <w:rFonts w:ascii="Times New Roman" w:hAnsi="Times New Roman" w:cs="Times New Roman"/>
                 <w:noProof/>
                 <w:webHidden/>
               </w:rPr>
@@ -681,6 +645,7 @@
             </w:r>
             <w:r>
               <w:rPr>
+                <w:rFonts w:ascii="Times New Roman" w:hAnsi="Times New Roman" w:cs="Times New Roman"/>
                 <w:noProof/>
                 <w:webHidden/>
               </w:rPr>
@@ -688,6 +653,7 @@
             </w:r>
             <w:r>
               <w:rPr>
+                <w:rFonts w:ascii="Times New Roman" w:hAnsi="Times New Roman" w:cs="Times New Roman"/>
                 <w:noProof/>
                 <w:webHidden/>
               </w:rPr>
@@ -695,12 +661,14 @@
             </w:r>
             <w:r>
               <w:rPr>
-                <w:noProof/>
-                <w:webHidden/>
-              </w:rPr>
-            </w:r>
-            <w:r>
-              <w:rPr>
+                <w:rFonts w:ascii="Times New Roman" w:hAnsi="Times New Roman" w:cs="Times New Roman"/>
+                <w:noProof/>
+                <w:webHidden/>
+              </w:rPr>
+            </w:r>
+            <w:r>
+              <w:rPr>
+                <w:rFonts w:ascii="Times New Roman" w:hAnsi="Times New Roman" w:cs="Times New Roman"/>
                 <w:noProof/>
                 <w:webHidden/>
               </w:rPr>
@@ -708,6 +676,7 @@
             </w:r>
             <w:r>
               <w:rPr>
+                <w:rFonts w:ascii="Times New Roman" w:hAnsi="Times New Roman" w:cs="Times New Roman"/>
                 <w:noProof/>
                 <w:webHidden/>
               </w:rPr>
@@ -715,6 +684,7 @@
             </w:r>
             <w:r>
               <w:rPr>
+                <w:rFonts w:ascii="Times New Roman" w:hAnsi="Times New Roman" w:cs="Times New Roman"/>
                 <w:noProof/>
                 <w:webHidden/>
               </w:rPr>
@@ -729,7 +699,7 @@
               <w:tab w:val="right" w:leader="dot" w:pos="9016"/>
             </w:tabs>
             <w:rPr>
-              <w:rFonts w:eastAsiaTheme="minorEastAsia"/>
+              <w:rFonts w:ascii="Times New Roman" w:eastAsiaTheme="minorEastAsia" w:hAnsi="Times New Roman" w:cs="Times New Roman"/>
               <w:noProof/>
               <w:kern w:val="2"/>
               <w14:ligatures w14:val="standardContextual"/>
@@ -748,6 +718,7 @@
             </w:r>
             <w:r>
               <w:rPr>
+                <w:rFonts w:ascii="Times New Roman" w:hAnsi="Times New Roman" w:cs="Times New Roman"/>
                 <w:noProof/>
                 <w:webHidden/>
               </w:rPr>
@@ -755,6 +726,7 @@
             </w:r>
             <w:r>
               <w:rPr>
+                <w:rFonts w:ascii="Times New Roman" w:hAnsi="Times New Roman" w:cs="Times New Roman"/>
                 <w:noProof/>
                 <w:webHidden/>
               </w:rPr>
@@ -762,6 +734,7 @@
             </w:r>
             <w:r>
               <w:rPr>
+                <w:rFonts w:ascii="Times New Roman" w:hAnsi="Times New Roman" w:cs="Times New Roman"/>
                 <w:noProof/>
                 <w:webHidden/>
               </w:rPr>
@@ -769,12 +742,14 @@
             </w:r>
             <w:r>
               <w:rPr>
-                <w:noProof/>
-                <w:webHidden/>
-              </w:rPr>
-            </w:r>
-            <w:r>
-              <w:rPr>
+                <w:rFonts w:ascii="Times New Roman" w:hAnsi="Times New Roman" w:cs="Times New Roman"/>
+                <w:noProof/>
+                <w:webHidden/>
+              </w:rPr>
+            </w:r>
+            <w:r>
+              <w:rPr>
+                <w:rFonts w:ascii="Times New Roman" w:hAnsi="Times New Roman" w:cs="Times New Roman"/>
                 <w:noProof/>
                 <w:webHidden/>
               </w:rPr>
@@ -782,6 +757,7 @@
             </w:r>
             <w:r>
               <w:rPr>
+                <w:rFonts w:ascii="Times New Roman" w:hAnsi="Times New Roman" w:cs="Times New Roman"/>
                 <w:noProof/>
                 <w:webHidden/>
               </w:rPr>
@@ -789,6 +765,7 @@
             </w:r>
             <w:r>
               <w:rPr>
+                <w:rFonts w:ascii="Times New Roman" w:hAnsi="Times New Roman" w:cs="Times New Roman"/>
                 <w:noProof/>
                 <w:webHidden/>
               </w:rPr>
@@ -804,7 +781,7 @@
               <w:tab w:val="right" w:leader="dot" w:pos="9016"/>
             </w:tabs>
             <w:rPr>
-              <w:rFonts w:eastAsiaTheme="minorEastAsia"/>
+              <w:rFonts w:ascii="Times New Roman" w:eastAsiaTheme="minorEastAsia" w:hAnsi="Times New Roman" w:cs="Times New Roman"/>
               <w:noProof/>
               <w:kern w:val="2"/>
               <w14:ligatures w14:val="standardContextual"/>
@@ -823,7 +800,7 @@
             </w:r>
             <w:r>
               <w:rPr>
-                <w:rFonts w:eastAsiaTheme="minorEastAsia"/>
+                <w:rFonts w:ascii="Times New Roman" w:eastAsiaTheme="minorEastAsia" w:hAnsi="Times New Roman" w:cs="Times New Roman"/>
                 <w:noProof/>
                 <w:kern w:val="2"/>
                 <w14:ligatures w14:val="standardContextual"/>
@@ -842,6 +819,7 @@
             </w:r>
             <w:r>
               <w:rPr>
+                <w:rFonts w:ascii="Times New Roman" w:hAnsi="Times New Roman" w:cs="Times New Roman"/>
                 <w:noProof/>
                 <w:webHidden/>
               </w:rPr>
@@ -849,6 +827,7 @@
             </w:r>
             <w:r>
               <w:rPr>
+                <w:rFonts w:ascii="Times New Roman" w:hAnsi="Times New Roman" w:cs="Times New Roman"/>
                 <w:noProof/>
                 <w:webHidden/>
               </w:rPr>
@@ -856,6 +835,7 @@
             </w:r>
             <w:r>
               <w:rPr>
+                <w:rFonts w:ascii="Times New Roman" w:hAnsi="Times New Roman" w:cs="Times New Roman"/>
                 <w:noProof/>
                 <w:webHidden/>
               </w:rPr>
@@ -863,12 +843,14 @@
             </w:r>
             <w:r>
               <w:rPr>
-                <w:noProof/>
-                <w:webHidden/>
-              </w:rPr>
-            </w:r>
-            <w:r>
-              <w:rPr>
+                <w:rFonts w:ascii="Times New Roman" w:hAnsi="Times New Roman" w:cs="Times New Roman"/>
+                <w:noProof/>
+                <w:webHidden/>
+              </w:rPr>
+            </w:r>
+            <w:r>
+              <w:rPr>
+                <w:rFonts w:ascii="Times New Roman" w:hAnsi="Times New Roman" w:cs="Times New Roman"/>
                 <w:noProof/>
                 <w:webHidden/>
               </w:rPr>
@@ -876,6 +858,7 @@
             </w:r>
             <w:r>
               <w:rPr>
+                <w:rFonts w:ascii="Times New Roman" w:hAnsi="Times New Roman" w:cs="Times New Roman"/>
                 <w:noProof/>
                 <w:webHidden/>
               </w:rPr>
@@ -883,6 +866,7 @@
             </w:r>
             <w:r>
               <w:rPr>
+                <w:rFonts w:ascii="Times New Roman" w:hAnsi="Times New Roman" w:cs="Times New Roman"/>
                 <w:noProof/>
                 <w:webHidden/>
               </w:rPr>
@@ -898,7 +882,7 @@
               <w:tab w:val="right" w:leader="dot" w:pos="9016"/>
             </w:tabs>
             <w:rPr>
-              <w:rFonts w:eastAsiaTheme="minorEastAsia"/>
+              <w:rFonts w:ascii="Times New Roman" w:eastAsiaTheme="minorEastAsia" w:hAnsi="Times New Roman" w:cs="Times New Roman"/>
               <w:noProof/>
               <w:kern w:val="2"/>
               <w14:ligatures w14:val="standardContextual"/>
@@ -917,7 +901,7 @@
             </w:r>
             <w:r>
               <w:rPr>
-                <w:rFonts w:eastAsiaTheme="minorEastAsia"/>
+                <w:rFonts w:ascii="Times New Roman" w:eastAsiaTheme="minorEastAsia" w:hAnsi="Times New Roman" w:cs="Times New Roman"/>
                 <w:noProof/>
                 <w:kern w:val="2"/>
                 <w14:ligatures w14:val="standardContextual"/>
@@ -936,6 +920,7 @@
             </w:r>
             <w:r>
               <w:rPr>
+                <w:rFonts w:ascii="Times New Roman" w:hAnsi="Times New Roman" w:cs="Times New Roman"/>
                 <w:noProof/>
                 <w:webHidden/>
               </w:rPr>
@@ -943,6 +928,7 @@
             </w:r>
             <w:r>
               <w:rPr>
+                <w:rFonts w:ascii="Times New Roman" w:hAnsi="Times New Roman" w:cs="Times New Roman"/>
                 <w:noProof/>
                 <w:webHidden/>
               </w:rPr>
@@ -950,6 +936,7 @@
             </w:r>
             <w:r>
               <w:rPr>
+                <w:rFonts w:ascii="Times New Roman" w:hAnsi="Times New Roman" w:cs="Times New Roman"/>
                 <w:noProof/>
                 <w:webHidden/>
               </w:rPr>
@@ -957,12 +944,14 @@
             </w:r>
             <w:r>
               <w:rPr>
-                <w:noProof/>
-                <w:webHidden/>
-              </w:rPr>
-            </w:r>
-            <w:r>
-              <w:rPr>
+                <w:rFonts w:ascii="Times New Roman" w:hAnsi="Times New Roman" w:cs="Times New Roman"/>
+                <w:noProof/>
+                <w:webHidden/>
+              </w:rPr>
+            </w:r>
+            <w:r>
+              <w:rPr>
+                <w:rFonts w:ascii="Times New Roman" w:hAnsi="Times New Roman" w:cs="Times New Roman"/>
                 <w:noProof/>
                 <w:webHidden/>
               </w:rPr>
@@ -970,6 +959,7 @@
             </w:r>
             <w:r>
               <w:rPr>
+                <w:rFonts w:ascii="Times New Roman" w:hAnsi="Times New Roman" w:cs="Times New Roman"/>
                 <w:noProof/>
                 <w:webHidden/>
               </w:rPr>
@@ -977,6 +967,7 @@
             </w:r>
             <w:r>
               <w:rPr>
+                <w:rFonts w:ascii="Times New Roman" w:hAnsi="Times New Roman" w:cs="Times New Roman"/>
                 <w:noProof/>
                 <w:webHidden/>
               </w:rPr>
@@ -991,7 +982,7 @@
               <w:tab w:val="right" w:leader="dot" w:pos="9016"/>
             </w:tabs>
             <w:rPr>
-              <w:rFonts w:eastAsiaTheme="minorEastAsia"/>
+              <w:rFonts w:ascii="Times New Roman" w:eastAsiaTheme="minorEastAsia" w:hAnsi="Times New Roman" w:cs="Times New Roman"/>
               <w:noProof/>
               <w:kern w:val="2"/>
               <w14:ligatures w14:val="standardContextual"/>
@@ -1010,6 +1001,7 @@
             </w:r>
             <w:r>
               <w:rPr>
+                <w:rFonts w:ascii="Times New Roman" w:hAnsi="Times New Roman" w:cs="Times New Roman"/>
                 <w:noProof/>
                 <w:webHidden/>
               </w:rPr>
@@ -1017,6 +1009,7 @@
             </w:r>
             <w:r>
               <w:rPr>
+                <w:rFonts w:ascii="Times New Roman" w:hAnsi="Times New Roman" w:cs="Times New Roman"/>
                 <w:noProof/>
                 <w:webHidden/>
               </w:rPr>
@@ -1024,6 +1017,7 @@
             </w:r>
             <w:r>
               <w:rPr>
+                <w:rFonts w:ascii="Times New Roman" w:hAnsi="Times New Roman" w:cs="Times New Roman"/>
                 <w:noProof/>
                 <w:webHidden/>
               </w:rPr>
@@ -1031,12 +1025,14 @@
             </w:r>
             <w:r>
               <w:rPr>
-                <w:noProof/>
-                <w:webHidden/>
-              </w:rPr>
-            </w:r>
-            <w:r>
-              <w:rPr>
+                <w:rFonts w:ascii="Times New Roman" w:hAnsi="Times New Roman" w:cs="Times New Roman"/>
+                <w:noProof/>
+                <w:webHidden/>
+              </w:rPr>
+            </w:r>
+            <w:r>
+              <w:rPr>
+                <w:rFonts w:ascii="Times New Roman" w:hAnsi="Times New Roman" w:cs="Times New Roman"/>
                 <w:noProof/>
                 <w:webHidden/>
               </w:rPr>
@@ -1044,6 +1040,7 @@
             </w:r>
             <w:r>
               <w:rPr>
+                <w:rFonts w:ascii="Times New Roman" w:hAnsi="Times New Roman" w:cs="Times New Roman"/>
                 <w:noProof/>
                 <w:webHidden/>
               </w:rPr>
@@ -1051,6 +1048,7 @@
             </w:r>
             <w:r>
               <w:rPr>
+                <w:rFonts w:ascii="Times New Roman" w:hAnsi="Times New Roman" w:cs="Times New Roman"/>
                 <w:noProof/>
                 <w:webHidden/>
               </w:rPr>
@@ -1065,7 +1063,7 @@
               <w:tab w:val="right" w:leader="dot" w:pos="9016"/>
             </w:tabs>
             <w:rPr>
-              <w:rFonts w:eastAsiaTheme="minorEastAsia"/>
+              <w:rFonts w:ascii="Times New Roman" w:eastAsiaTheme="minorEastAsia" w:hAnsi="Times New Roman" w:cs="Times New Roman"/>
               <w:noProof/>
               <w:kern w:val="2"/>
               <w14:ligatures w14:val="standardContextual"/>
@@ -1084,6 +1082,7 @@
             </w:r>
             <w:r>
               <w:rPr>
+                <w:rFonts w:ascii="Times New Roman" w:hAnsi="Times New Roman" w:cs="Times New Roman"/>
                 <w:noProof/>
                 <w:webHidden/>
               </w:rPr>
@@ -1091,6 +1090,7 @@
             </w:r>
             <w:r>
               <w:rPr>
+                <w:rFonts w:ascii="Times New Roman" w:hAnsi="Times New Roman" w:cs="Times New Roman"/>
                 <w:noProof/>
                 <w:webHidden/>
               </w:rPr>
@@ -1098,6 +1098,7 @@
             </w:r>
             <w:r>
               <w:rPr>
+                <w:rFonts w:ascii="Times New Roman" w:hAnsi="Times New Roman" w:cs="Times New Roman"/>
                 <w:noProof/>
                 <w:webHidden/>
               </w:rPr>
@@ -1105,12 +1106,14 @@
             </w:r>
             <w:r>
               <w:rPr>
-                <w:noProof/>
-                <w:webHidden/>
-              </w:rPr>
-            </w:r>
-            <w:r>
-              <w:rPr>
+                <w:rFonts w:ascii="Times New Roman" w:hAnsi="Times New Roman" w:cs="Times New Roman"/>
+                <w:noProof/>
+                <w:webHidden/>
+              </w:rPr>
+            </w:r>
+            <w:r>
+              <w:rPr>
+                <w:rFonts w:ascii="Times New Roman" w:hAnsi="Times New Roman" w:cs="Times New Roman"/>
                 <w:noProof/>
                 <w:webHidden/>
               </w:rPr>
@@ -1118,6 +1121,7 @@
             </w:r>
             <w:r>
               <w:rPr>
+                <w:rFonts w:ascii="Times New Roman" w:hAnsi="Times New Roman" w:cs="Times New Roman"/>
                 <w:noProof/>
                 <w:webHidden/>
               </w:rPr>
@@ -1125,6 +1129,7 @@
             </w:r>
             <w:r>
               <w:rPr>
+                <w:rFonts w:ascii="Times New Roman" w:hAnsi="Times New Roman" w:cs="Times New Roman"/>
                 <w:noProof/>
                 <w:webHidden/>
               </w:rPr>
@@ -1139,7 +1144,7 @@
               <w:tab w:val="right" w:leader="dot" w:pos="9016"/>
             </w:tabs>
             <w:rPr>
-              <w:rFonts w:eastAsiaTheme="minorEastAsia"/>
+              <w:rFonts w:ascii="Times New Roman" w:eastAsiaTheme="minorEastAsia" w:hAnsi="Times New Roman" w:cs="Times New Roman"/>
               <w:noProof/>
               <w:kern w:val="2"/>
               <w14:ligatures w14:val="standardContextual"/>
@@ -1158,6 +1163,7 @@
             </w:r>
             <w:r>
               <w:rPr>
+                <w:rFonts w:ascii="Times New Roman" w:hAnsi="Times New Roman" w:cs="Times New Roman"/>
                 <w:noProof/>
                 <w:webHidden/>
               </w:rPr>
@@ -1165,6 +1171,7 @@
             </w:r>
             <w:r>
               <w:rPr>
+                <w:rFonts w:ascii="Times New Roman" w:hAnsi="Times New Roman" w:cs="Times New Roman"/>
                 <w:noProof/>
                 <w:webHidden/>
               </w:rPr>
@@ -1172,6 +1179,7 @@
             </w:r>
             <w:r>
               <w:rPr>
+                <w:rFonts w:ascii="Times New Roman" w:hAnsi="Times New Roman" w:cs="Times New Roman"/>
                 <w:noProof/>
                 <w:webHidden/>
               </w:rPr>
@@ -1179,12 +1187,14 @@
             </w:r>
             <w:r>
               <w:rPr>
-                <w:noProof/>
-                <w:webHidden/>
-              </w:rPr>
-            </w:r>
-            <w:r>
-              <w:rPr>
+                <w:rFonts w:ascii="Times New Roman" w:hAnsi="Times New Roman" w:cs="Times New Roman"/>
+                <w:noProof/>
+                <w:webHidden/>
+              </w:rPr>
+            </w:r>
+            <w:r>
+              <w:rPr>
+                <w:rFonts w:ascii="Times New Roman" w:hAnsi="Times New Roman" w:cs="Times New Roman"/>
                 <w:noProof/>
                 <w:webHidden/>
               </w:rPr>
@@ -1192,6 +1202,7 @@
             </w:r>
             <w:r>
               <w:rPr>
+                <w:rFonts w:ascii="Times New Roman" w:hAnsi="Times New Roman" w:cs="Times New Roman"/>
                 <w:noProof/>
                 <w:webHidden/>
               </w:rPr>
@@ -1199,6 +1210,7 @@
             </w:r>
             <w:r>
               <w:rPr>
+                <w:rFonts w:ascii="Times New Roman" w:hAnsi="Times New Roman" w:cs="Times New Roman"/>
                 <w:noProof/>
                 <w:webHidden/>
               </w:rPr>
@@ -1214,7 +1226,7 @@
               <w:tab w:val="right" w:leader="dot" w:pos="9016"/>
             </w:tabs>
             <w:rPr>
-              <w:rFonts w:eastAsiaTheme="minorEastAsia"/>
+              <w:rFonts w:ascii="Times New Roman" w:eastAsiaTheme="minorEastAsia" w:hAnsi="Times New Roman" w:cs="Times New Roman"/>
               <w:noProof/>
               <w:kern w:val="2"/>
               <w14:ligatures w14:val="standardContextual"/>
@@ -1233,7 +1245,7 @@
             </w:r>
             <w:r>
               <w:rPr>
-                <w:rFonts w:eastAsiaTheme="minorEastAsia"/>
+                <w:rFonts w:ascii="Times New Roman" w:eastAsiaTheme="minorEastAsia" w:hAnsi="Times New Roman" w:cs="Times New Roman"/>
                 <w:noProof/>
                 <w:kern w:val="2"/>
                 <w14:ligatures w14:val="standardContextual"/>
@@ -1252,6 +1264,7 @@
             </w:r>
             <w:r>
               <w:rPr>
+                <w:rFonts w:ascii="Times New Roman" w:hAnsi="Times New Roman" w:cs="Times New Roman"/>
                 <w:noProof/>
                 <w:webHidden/>
               </w:rPr>
@@ -1259,6 +1272,7 @@
             </w:r>
             <w:r>
               <w:rPr>
+                <w:rFonts w:ascii="Times New Roman" w:hAnsi="Times New Roman" w:cs="Times New Roman"/>
                 <w:noProof/>
                 <w:webHidden/>
               </w:rPr>
@@ -1266,6 +1280,7 @@
             </w:r>
             <w:r>
               <w:rPr>
+                <w:rFonts w:ascii="Times New Roman" w:hAnsi="Times New Roman" w:cs="Times New Roman"/>
                 <w:noProof/>
                 <w:webHidden/>
               </w:rPr>
@@ -1273,12 +1288,14 @@
             </w:r>
             <w:r>
               <w:rPr>
-                <w:noProof/>
-                <w:webHidden/>
-              </w:rPr>
-            </w:r>
-            <w:r>
-              <w:rPr>
+                <w:rFonts w:ascii="Times New Roman" w:hAnsi="Times New Roman" w:cs="Times New Roman"/>
+                <w:noProof/>
+                <w:webHidden/>
+              </w:rPr>
+            </w:r>
+            <w:r>
+              <w:rPr>
+                <w:rFonts w:ascii="Times New Roman" w:hAnsi="Times New Roman" w:cs="Times New Roman"/>
                 <w:noProof/>
                 <w:webHidden/>
               </w:rPr>
@@ -1286,6 +1303,7 @@
             </w:r>
             <w:r>
               <w:rPr>
+                <w:rFonts w:ascii="Times New Roman" w:hAnsi="Times New Roman" w:cs="Times New Roman"/>
                 <w:noProof/>
                 <w:webHidden/>
               </w:rPr>
@@ -1293,6 +1311,7 @@
             </w:r>
             <w:r>
               <w:rPr>
+                <w:rFonts w:ascii="Times New Roman" w:hAnsi="Times New Roman" w:cs="Times New Roman"/>
                 <w:noProof/>
                 <w:webHidden/>
               </w:rPr>
@@ -1308,7 +1327,7 @@
               <w:tab w:val="right" w:leader="dot" w:pos="9016"/>
             </w:tabs>
             <w:rPr>
-              <w:rFonts w:eastAsiaTheme="minorEastAsia"/>
+              <w:rFonts w:ascii="Times New Roman" w:eastAsiaTheme="minorEastAsia" w:hAnsi="Times New Roman" w:cs="Times New Roman"/>
               <w:noProof/>
               <w:kern w:val="2"/>
               <w14:ligatures w14:val="standardContextual"/>
@@ -1327,7 +1346,7 @@
             </w:r>
             <w:r>
               <w:rPr>
-                <w:rFonts w:eastAsiaTheme="minorEastAsia"/>
+                <w:rFonts w:ascii="Times New Roman" w:eastAsiaTheme="minorEastAsia" w:hAnsi="Times New Roman" w:cs="Times New Roman"/>
                 <w:noProof/>
                 <w:kern w:val="2"/>
                 <w14:ligatures w14:val="standardContextual"/>
@@ -1346,6 +1365,7 @@
             </w:r>
             <w:r>
               <w:rPr>
+                <w:rFonts w:ascii="Times New Roman" w:hAnsi="Times New Roman" w:cs="Times New Roman"/>
                 <w:noProof/>
                 <w:webHidden/>
               </w:rPr>
@@ -1353,6 +1373,7 @@
             </w:r>
             <w:r>
               <w:rPr>
+                <w:rFonts w:ascii="Times New Roman" w:hAnsi="Times New Roman" w:cs="Times New Roman"/>
                 <w:noProof/>
                 <w:webHidden/>
               </w:rPr>
@@ -1360,6 +1381,7 @@
             </w:r>
             <w:r>
               <w:rPr>
+                <w:rFonts w:ascii="Times New Roman" w:hAnsi="Times New Roman" w:cs="Times New Roman"/>
                 <w:noProof/>
                 <w:webHidden/>
               </w:rPr>
@@ -1367,12 +1389,14 @@
             </w:r>
             <w:r>
               <w:rPr>
-                <w:noProof/>
-                <w:webHidden/>
-              </w:rPr>
-            </w:r>
-            <w:r>
-              <w:rPr>
+                <w:rFonts w:ascii="Times New Roman" w:hAnsi="Times New Roman" w:cs="Times New Roman"/>
+                <w:noProof/>
+                <w:webHidden/>
+              </w:rPr>
+            </w:r>
+            <w:r>
+              <w:rPr>
+                <w:rFonts w:ascii="Times New Roman" w:hAnsi="Times New Roman" w:cs="Times New Roman"/>
                 <w:noProof/>
                 <w:webHidden/>
               </w:rPr>
@@ -1380,6 +1404,7 @@
             </w:r>
             <w:r>
               <w:rPr>
+                <w:rFonts w:ascii="Times New Roman" w:hAnsi="Times New Roman" w:cs="Times New Roman"/>
                 <w:noProof/>
                 <w:webHidden/>
               </w:rPr>
@@ -1387,6 +1412,7 @@
             </w:r>
             <w:r>
               <w:rPr>
+                <w:rFonts w:ascii="Times New Roman" w:hAnsi="Times New Roman" w:cs="Times New Roman"/>
                 <w:noProof/>
                 <w:webHidden/>
               </w:rPr>
@@ -1402,7 +1428,7 @@
               <w:tab w:val="right" w:leader="dot" w:pos="9016"/>
             </w:tabs>
             <w:rPr>
-              <w:rFonts w:eastAsiaTheme="minorEastAsia"/>
+              <w:rFonts w:ascii="Times New Roman" w:eastAsiaTheme="minorEastAsia" w:hAnsi="Times New Roman" w:cs="Times New Roman"/>
               <w:noProof/>
               <w:kern w:val="2"/>
               <w14:ligatures w14:val="standardContextual"/>
@@ -1421,7 +1447,7 @@
             </w:r>
             <w:r>
               <w:rPr>
-                <w:rFonts w:eastAsiaTheme="minorEastAsia"/>
+                <w:rFonts w:ascii="Times New Roman" w:eastAsiaTheme="minorEastAsia" w:hAnsi="Times New Roman" w:cs="Times New Roman"/>
                 <w:noProof/>
                 <w:kern w:val="2"/>
                 <w14:ligatures w14:val="standardContextual"/>
@@ -1440,6 +1466,7 @@
             </w:r>
             <w:r>
               <w:rPr>
+                <w:rFonts w:ascii="Times New Roman" w:hAnsi="Times New Roman" w:cs="Times New Roman"/>
                 <w:noProof/>
                 <w:webHidden/>
               </w:rPr>
@@ -1447,6 +1474,7 @@
             </w:r>
             <w:r>
               <w:rPr>
+                <w:rFonts w:ascii="Times New Roman" w:hAnsi="Times New Roman" w:cs="Times New Roman"/>
                 <w:noProof/>
                 <w:webHidden/>
               </w:rPr>
@@ -1454,6 +1482,7 @@
             </w:r>
             <w:r>
               <w:rPr>
+                <w:rFonts w:ascii="Times New Roman" w:hAnsi="Times New Roman" w:cs="Times New Roman"/>
                 <w:noProof/>
                 <w:webHidden/>
               </w:rPr>
@@ -1461,12 +1490,14 @@
             </w:r>
             <w:r>
               <w:rPr>
-                <w:noProof/>
-                <w:webHidden/>
-              </w:rPr>
-            </w:r>
-            <w:r>
-              <w:rPr>
+                <w:rFonts w:ascii="Times New Roman" w:hAnsi="Times New Roman" w:cs="Times New Roman"/>
+                <w:noProof/>
+                <w:webHidden/>
+              </w:rPr>
+            </w:r>
+            <w:r>
+              <w:rPr>
+                <w:rFonts w:ascii="Times New Roman" w:hAnsi="Times New Roman" w:cs="Times New Roman"/>
                 <w:noProof/>
                 <w:webHidden/>
               </w:rPr>
@@ -1474,6 +1505,7 @@
             </w:r>
             <w:r>
               <w:rPr>
+                <w:rFonts w:ascii="Times New Roman" w:hAnsi="Times New Roman" w:cs="Times New Roman"/>
                 <w:noProof/>
                 <w:webHidden/>
               </w:rPr>
@@ -1481,6 +1513,7 @@
             </w:r>
             <w:r>
               <w:rPr>
+                <w:rFonts w:ascii="Times New Roman" w:hAnsi="Times New Roman" w:cs="Times New Roman"/>
                 <w:noProof/>
                 <w:webHidden/>
               </w:rPr>
@@ -1496,7 +1529,7 @@
               <w:tab w:val="right" w:leader="dot" w:pos="9016"/>
             </w:tabs>
             <w:rPr>
-              <w:rFonts w:eastAsiaTheme="minorEastAsia"/>
+              <w:rFonts w:ascii="Times New Roman" w:eastAsiaTheme="minorEastAsia" w:hAnsi="Times New Roman" w:cs="Times New Roman"/>
               <w:noProof/>
               <w:kern w:val="2"/>
               <w14:ligatures w14:val="standardContextual"/>
@@ -1515,7 +1548,7 @@
             </w:r>
             <w:r>
               <w:rPr>
-                <w:rFonts w:eastAsiaTheme="minorEastAsia"/>
+                <w:rFonts w:ascii="Times New Roman" w:eastAsiaTheme="minorEastAsia" w:hAnsi="Times New Roman" w:cs="Times New Roman"/>
                 <w:noProof/>
                 <w:kern w:val="2"/>
                 <w14:ligatures w14:val="standardContextual"/>
@@ -1534,6 +1567,7 @@
             </w:r>
             <w:r>
               <w:rPr>
+                <w:rFonts w:ascii="Times New Roman" w:hAnsi="Times New Roman" w:cs="Times New Roman"/>
                 <w:noProof/>
                 <w:webHidden/>
               </w:rPr>
@@ -1541,6 +1575,7 @@
             </w:r>
             <w:r>
               <w:rPr>
+                <w:rFonts w:ascii="Times New Roman" w:hAnsi="Times New Roman" w:cs="Times New Roman"/>
                 <w:noProof/>
                 <w:webHidden/>
               </w:rPr>
@@ -1548,6 +1583,7 @@
             </w:r>
             <w:r>
               <w:rPr>
+                <w:rFonts w:ascii="Times New Roman" w:hAnsi="Times New Roman" w:cs="Times New Roman"/>
                 <w:noProof/>
                 <w:webHidden/>
               </w:rPr>
@@ -1555,12 +1591,14 @@
             </w:r>
             <w:r>
               <w:rPr>
-                <w:noProof/>
-                <w:webHidden/>
-              </w:rPr>
-            </w:r>
-            <w:r>
-              <w:rPr>
+                <w:rFonts w:ascii="Times New Roman" w:hAnsi="Times New Roman" w:cs="Times New Roman"/>
+                <w:noProof/>
+                <w:webHidden/>
+              </w:rPr>
+            </w:r>
+            <w:r>
+              <w:rPr>
+                <w:rFonts w:ascii="Times New Roman" w:hAnsi="Times New Roman" w:cs="Times New Roman"/>
                 <w:noProof/>
                 <w:webHidden/>
               </w:rPr>
@@ -1568,6 +1606,7 @@
             </w:r>
             <w:r>
               <w:rPr>
+                <w:rFonts w:ascii="Times New Roman" w:hAnsi="Times New Roman" w:cs="Times New Roman"/>
                 <w:noProof/>
                 <w:webHidden/>
               </w:rPr>
@@ -1575,6 +1614,7 @@
             </w:r>
             <w:r>
               <w:rPr>
+                <w:rFonts w:ascii="Times New Roman" w:hAnsi="Times New Roman" w:cs="Times New Roman"/>
                 <w:noProof/>
                 <w:webHidden/>
               </w:rPr>
@@ -1590,7 +1630,7 @@
               <w:tab w:val="right" w:leader="dot" w:pos="9016"/>
             </w:tabs>
             <w:rPr>
-              <w:rFonts w:eastAsiaTheme="minorEastAsia"/>
+              <w:rFonts w:ascii="Times New Roman" w:eastAsiaTheme="minorEastAsia" w:hAnsi="Times New Roman" w:cs="Times New Roman"/>
               <w:noProof/>
               <w:kern w:val="2"/>
               <w14:ligatures w14:val="standardContextual"/>
@@ -1609,7 +1649,7 @@
             </w:r>
             <w:r>
               <w:rPr>
-                <w:rFonts w:eastAsiaTheme="minorEastAsia"/>
+                <w:rFonts w:ascii="Times New Roman" w:eastAsiaTheme="minorEastAsia" w:hAnsi="Times New Roman" w:cs="Times New Roman"/>
                 <w:noProof/>
                 <w:kern w:val="2"/>
                 <w14:ligatures w14:val="standardContextual"/>
@@ -1628,6 +1668,7 @@
             </w:r>
             <w:r>
               <w:rPr>
+                <w:rFonts w:ascii="Times New Roman" w:hAnsi="Times New Roman" w:cs="Times New Roman"/>
                 <w:noProof/>
                 <w:webHidden/>
               </w:rPr>
@@ -1635,6 +1676,7 @@
             </w:r>
             <w:r>
               <w:rPr>
+                <w:rFonts w:ascii="Times New Roman" w:hAnsi="Times New Roman" w:cs="Times New Roman"/>
                 <w:noProof/>
                 <w:webHidden/>
               </w:rPr>
@@ -1642,6 +1684,7 @@
             </w:r>
             <w:r>
               <w:rPr>
+                <w:rFonts w:ascii="Times New Roman" w:hAnsi="Times New Roman" w:cs="Times New Roman"/>
                 <w:noProof/>
                 <w:webHidden/>
               </w:rPr>
@@ -1649,12 +1692,14 @@
             </w:r>
             <w:r>
               <w:rPr>
-                <w:noProof/>
-                <w:webHidden/>
-              </w:rPr>
-            </w:r>
-            <w:r>
-              <w:rPr>
+                <w:rFonts w:ascii="Times New Roman" w:hAnsi="Times New Roman" w:cs="Times New Roman"/>
+                <w:noProof/>
+                <w:webHidden/>
+              </w:rPr>
+            </w:r>
+            <w:r>
+              <w:rPr>
+                <w:rFonts w:ascii="Times New Roman" w:hAnsi="Times New Roman" w:cs="Times New Roman"/>
                 <w:noProof/>
                 <w:webHidden/>
               </w:rPr>
@@ -1662,6 +1707,7 @@
             </w:r>
             <w:r>
               <w:rPr>
+                <w:rFonts w:ascii="Times New Roman" w:hAnsi="Times New Roman" w:cs="Times New Roman"/>
                 <w:noProof/>
                 <w:webHidden/>
               </w:rPr>
@@ -1669,6 +1715,7 @@
             </w:r>
             <w:r>
               <w:rPr>
+                <w:rFonts w:ascii="Times New Roman" w:hAnsi="Times New Roman" w:cs="Times New Roman"/>
                 <w:noProof/>
                 <w:webHidden/>
               </w:rPr>
@@ -1726,20 +1773,9 @@
           <w:bCs/>
           <w:color w:val="auto"/>
         </w:rPr>
-        <w:t xml:space="preserve">Nama Program Yang </w:t>
-      </w:r>
-      <w:proofErr w:type="spellStart"/>
-      <w:r>
-        <w:rPr>
-          <w:rFonts w:ascii="Times New Roman" w:hAnsi="Times New Roman" w:cs="Times New Roman"/>
-          <w:b/>
-          <w:bCs/>
-          <w:color w:val="auto"/>
-        </w:rPr>
-        <w:t>Dibuat</w:t>
+        <w:t>Nama Program Yang Dibuat</w:t>
       </w:r>
       <w:bookmarkEnd w:id="1"/>
-      <w:proofErr w:type="spellEnd"/>
     </w:p>
     <w:p>
       <w:pPr>
@@ -1813,239 +1849,112 @@
       <w:bookmarkEnd w:id="3"/>
     </w:p>
     <w:p>
-      <w:r>
+      <w:pPr>
+        <w:rPr>
+          <w:rFonts w:ascii="Times New Roman" w:hAnsi="Times New Roman" w:cs="Times New Roman"/>
+        </w:rPr>
+      </w:pPr>
+      <w:r>
+        <w:rPr>
+          <w:rFonts w:ascii="Times New Roman" w:hAnsi="Times New Roman" w:cs="Times New Roman"/>
+        </w:rPr>
         <w:tab/>
-        <w:t xml:space="preserve">Saya </w:t>
-      </w:r>
-      <w:proofErr w:type="spellStart"/>
-      <w:r>
-        <w:t>memilih</w:t>
-      </w:r>
-      <w:proofErr w:type="spellEnd"/>
-      <w:r>
+        <w:t>Saya memilih tema system restaurant untuk diemplementasikan pada project flutter untuk UTS Semester 5</w:t>
+      </w:r>
+      <w:r>
+        <w:rPr>
+          <w:rFonts w:ascii="Times New Roman" w:hAnsi="Times New Roman" w:cs="Times New Roman"/>
+        </w:rPr>
+        <w:t>. Program in saya beri nama WEBSS KITCHEN karena saya mengambil project UTS Website saya sehingga isi data akan sama dengan mata kuliah website</w:t>
+      </w:r>
+    </w:p>
+    <w:p>
+      <w:pPr>
+        <w:pStyle w:val="Heading2"/>
+        <w:rPr>
+          <w:rFonts w:ascii="Times New Roman" w:hAnsi="Times New Roman" w:cs="Times New Roman"/>
+          <w:b/>
+          <w:bCs/>
+          <w:color w:val="auto"/>
+          <w:sz w:val="24"/>
+          <w:szCs w:val="24"/>
+        </w:rPr>
+      </w:pPr>
+      <w:bookmarkStart w:id="4" w:name="_Toc180488806"/>
+      <w:r>
+        <w:rPr>
+          <w:rFonts w:ascii="Times New Roman" w:hAnsi="Times New Roman" w:cs="Times New Roman"/>
+          <w:b/>
+          <w:bCs/>
+          <w:color w:val="auto"/>
+          <w:sz w:val="24"/>
+          <w:szCs w:val="24"/>
+        </w:rPr>
+        <w:t>1.</w:t>
+      </w:r>
+      <w:r>
+        <w:rPr>
+          <w:rFonts w:ascii="Times New Roman" w:hAnsi="Times New Roman" w:cs="Times New Roman"/>
+          <w:b/>
+          <w:bCs/>
+          <w:color w:val="auto"/>
+          <w:sz w:val="24"/>
+          <w:szCs w:val="24"/>
+        </w:rPr>
+        <w:t>2</w:t>
+      </w:r>
+      <w:r>
+        <w:rPr>
+          <w:rFonts w:ascii="Times New Roman" w:hAnsi="Times New Roman" w:cs="Times New Roman"/>
+          <w:b/>
+          <w:bCs/>
+          <w:color w:val="auto"/>
+          <w:sz w:val="24"/>
+          <w:szCs w:val="24"/>
+        </w:rPr>
+        <w:tab/>
+      </w:r>
+      <w:r>
+        <w:rPr>
+          <w:rFonts w:ascii="Times New Roman" w:hAnsi="Times New Roman" w:cs="Times New Roman"/>
+          <w:b/>
+          <w:bCs/>
+          <w:color w:val="auto"/>
+          <w:sz w:val="24"/>
+          <w:szCs w:val="24"/>
+        </w:rPr>
+        <w:t>Link Github</w:t>
+      </w:r>
+      <w:bookmarkEnd w:id="4"/>
+    </w:p>
+    <w:p>
+      <w:pPr>
+        <w:rPr>
+          <w:rFonts w:ascii="Times New Roman" w:hAnsi="Times New Roman" w:cs="Times New Roman"/>
+          <w:b/>
+          <w:bCs/>
+        </w:rPr>
+      </w:pPr>
+      <w:hyperlink r:id="rId5" w:history="1">
+        <w:r>
+          <w:rPr>
+            <w:rStyle w:val="Hyperlink"/>
+            <w:rFonts w:ascii="Times New Roman" w:hAnsi="Times New Roman" w:cs="Times New Roman"/>
+            <w:b/>
+            <w:bCs/>
+          </w:rPr>
+          <w:t>https://github.com/prihandiva/PMobile/tree/main/UTS</w:t>
+        </w:r>
+      </w:hyperlink>
+      <w:r>
+        <w:rPr>
+          <w:rFonts w:ascii="Times New Roman" w:hAnsi="Times New Roman" w:cs="Times New Roman"/>
+          <w:b/>
+          <w:bCs/>
+        </w:rPr>
         <w:t xml:space="preserve"> </w:t>
       </w:r>
-      <w:proofErr w:type="spellStart"/>
-      <w:r>
-        <w:t>tema</w:t>
-      </w:r>
-      <w:proofErr w:type="spellEnd"/>
-      <w:r>
-        <w:t xml:space="preserve"> system restaurant </w:t>
-      </w:r>
-      <w:proofErr w:type="spellStart"/>
-      <w:r>
-        <w:t>untuk</w:t>
-      </w:r>
-      <w:proofErr w:type="spellEnd"/>
-      <w:r>
-        <w:t xml:space="preserve"> </w:t>
-      </w:r>
-      <w:proofErr w:type="spellStart"/>
-      <w:r>
-        <w:t>diemplementasikan</w:t>
-      </w:r>
-      <w:proofErr w:type="spellEnd"/>
-      <w:r>
-        <w:t xml:space="preserve"> pada project flutter </w:t>
-      </w:r>
-      <w:proofErr w:type="spellStart"/>
-      <w:r>
-        <w:t>untuk</w:t>
-      </w:r>
-      <w:proofErr w:type="spellEnd"/>
-      <w:r>
-        <w:t xml:space="preserve"> UTS Semester 5</w:t>
-      </w:r>
-      <w:r>
-        <w:t xml:space="preserve">. Program in </w:t>
-      </w:r>
-      <w:proofErr w:type="spellStart"/>
-      <w:r>
-        <w:t>saya</w:t>
-      </w:r>
-      <w:proofErr w:type="spellEnd"/>
-      <w:r>
-        <w:t xml:space="preserve"> </w:t>
-      </w:r>
-      <w:proofErr w:type="spellStart"/>
-      <w:r>
-        <w:t>beri</w:t>
-      </w:r>
-      <w:proofErr w:type="spellEnd"/>
-      <w:r>
-        <w:t xml:space="preserve"> </w:t>
-      </w:r>
-      <w:proofErr w:type="spellStart"/>
-      <w:r>
-        <w:t>nama</w:t>
-      </w:r>
-      <w:proofErr w:type="spellEnd"/>
-      <w:r>
-        <w:t xml:space="preserve"> WEBSS KITCHEN </w:t>
-      </w:r>
-      <w:proofErr w:type="spellStart"/>
-      <w:r>
-        <w:t>karena</w:t>
-      </w:r>
-      <w:proofErr w:type="spellEnd"/>
-      <w:r>
-        <w:t xml:space="preserve"> </w:t>
-      </w:r>
-      <w:proofErr w:type="spellStart"/>
-      <w:r>
-        <w:t>saya</w:t>
-      </w:r>
-      <w:proofErr w:type="spellEnd"/>
-      <w:r>
-        <w:t xml:space="preserve"> </w:t>
-      </w:r>
-      <w:proofErr w:type="spellStart"/>
-      <w:r>
-        <w:t>mengambil</w:t>
-      </w:r>
-      <w:proofErr w:type="spellEnd"/>
-      <w:r>
-        <w:t xml:space="preserve"> project UTS Website </w:t>
-      </w:r>
-      <w:proofErr w:type="spellStart"/>
-      <w:r>
-        <w:t>saya</w:t>
-      </w:r>
-      <w:proofErr w:type="spellEnd"/>
-      <w:r>
-        <w:t xml:space="preserve"> </w:t>
-      </w:r>
-      <w:proofErr w:type="spellStart"/>
-      <w:r>
-        <w:t>sehingga</w:t>
-      </w:r>
-      <w:proofErr w:type="spellEnd"/>
-      <w:r>
-        <w:t xml:space="preserve"> </w:t>
-      </w:r>
-      <w:proofErr w:type="spellStart"/>
-      <w:r>
-        <w:t>isi</w:t>
-      </w:r>
-      <w:proofErr w:type="spellEnd"/>
-      <w:r>
-        <w:t xml:space="preserve"> data </w:t>
-      </w:r>
-      <w:proofErr w:type="spellStart"/>
-      <w:r>
-        <w:t>akan</w:t>
-      </w:r>
-      <w:proofErr w:type="spellEnd"/>
-      <w:r>
-        <w:t xml:space="preserve"> </w:t>
-      </w:r>
-      <w:proofErr w:type="spellStart"/>
-      <w:r>
-        <w:t>sama</w:t>
-      </w:r>
-      <w:proofErr w:type="spellEnd"/>
-      <w:r>
-        <w:t xml:space="preserve"> </w:t>
-      </w:r>
-      <w:proofErr w:type="spellStart"/>
-      <w:r>
-        <w:t>dengan</w:t>
-      </w:r>
-      <w:proofErr w:type="spellEnd"/>
-      <w:r>
-        <w:t xml:space="preserve"> </w:t>
-      </w:r>
-      <w:proofErr w:type="spellStart"/>
-      <w:r>
-        <w:t>mata</w:t>
-      </w:r>
-      <w:proofErr w:type="spellEnd"/>
-      <w:r>
-        <w:t xml:space="preserve"> </w:t>
-      </w:r>
-      <w:proofErr w:type="spellStart"/>
-      <w:r>
-        <w:t>kuliah</w:t>
-      </w:r>
-      <w:proofErr w:type="spellEnd"/>
-      <w:r>
-        <w:t xml:space="preserve"> website</w:t>
-      </w:r>
-    </w:p>
-    <w:p>
-      <w:pPr>
-        <w:pStyle w:val="Heading2"/>
-        <w:rPr>
-          <w:rFonts w:ascii="Times New Roman" w:hAnsi="Times New Roman" w:cs="Times New Roman"/>
-          <w:b/>
-          <w:bCs/>
-          <w:color w:val="auto"/>
-          <w:sz w:val="24"/>
-          <w:szCs w:val="24"/>
-        </w:rPr>
-      </w:pPr>
-      <w:bookmarkStart w:id="4" w:name="_Toc180488806"/>
-      <w:r>
-        <w:rPr>
-          <w:rFonts w:ascii="Times New Roman" w:hAnsi="Times New Roman" w:cs="Times New Roman"/>
-          <w:b/>
-          <w:bCs/>
-          <w:color w:val="auto"/>
-          <w:sz w:val="24"/>
-          <w:szCs w:val="24"/>
-        </w:rPr>
-        <w:t>1.</w:t>
-      </w:r>
-      <w:r>
-        <w:rPr>
-          <w:rFonts w:ascii="Times New Roman" w:hAnsi="Times New Roman" w:cs="Times New Roman"/>
-          <w:b/>
-          <w:bCs/>
-          <w:color w:val="auto"/>
-          <w:sz w:val="24"/>
-          <w:szCs w:val="24"/>
-        </w:rPr>
-        <w:t>2</w:t>
-      </w:r>
-      <w:r>
-        <w:rPr>
-          <w:rFonts w:ascii="Times New Roman" w:hAnsi="Times New Roman" w:cs="Times New Roman"/>
-          <w:b/>
-          <w:bCs/>
-          <w:color w:val="auto"/>
-          <w:sz w:val="24"/>
-          <w:szCs w:val="24"/>
-        </w:rPr>
-        <w:tab/>
-      </w:r>
-      <w:r>
-        <w:rPr>
-          <w:rFonts w:ascii="Times New Roman" w:hAnsi="Times New Roman" w:cs="Times New Roman"/>
-          <w:b/>
-          <w:bCs/>
-          <w:color w:val="auto"/>
-          <w:sz w:val="24"/>
-          <w:szCs w:val="24"/>
-        </w:rPr>
-        <w:t xml:space="preserve">Link </w:t>
-      </w:r>
-      <w:proofErr w:type="spellStart"/>
-      <w:r>
-        <w:rPr>
-          <w:rFonts w:ascii="Times New Roman" w:hAnsi="Times New Roman" w:cs="Times New Roman"/>
-          <w:b/>
-          <w:bCs/>
-          <w:color w:val="auto"/>
-          <w:sz w:val="24"/>
-          <w:szCs w:val="24"/>
-        </w:rPr>
-        <w:t>Github</w:t>
-      </w:r>
-      <w:bookmarkEnd w:id="4"/>
-      <w:proofErr w:type="spellEnd"/>
-    </w:p>
-    <w:p/>
+    </w:p>
     <w:p>
       <w:pPr>
         <w:pStyle w:val="Heading1"/>
@@ -2080,77 +1989,7 @@
         <w:rPr>
           <w:rFonts w:ascii="Times New Roman" w:hAnsi="Times New Roman" w:cs="Times New Roman"/>
         </w:rPr>
-        <w:t xml:space="preserve">1. </w:t>
-      </w:r>
-      <w:proofErr w:type="spellStart"/>
-      <w:r>
-        <w:rPr>
-          <w:rFonts w:ascii="Times New Roman" w:hAnsi="Times New Roman" w:cs="Times New Roman"/>
-        </w:rPr>
-        <w:t>Buat</w:t>
-      </w:r>
-      <w:proofErr w:type="spellEnd"/>
-      <w:r>
-        <w:rPr>
-          <w:rFonts w:ascii="Times New Roman" w:hAnsi="Times New Roman" w:cs="Times New Roman"/>
-        </w:rPr>
-        <w:t xml:space="preserve"> </w:t>
-      </w:r>
-      <w:proofErr w:type="spellStart"/>
-      <w:r>
-        <w:rPr>
-          <w:rFonts w:ascii="Times New Roman" w:hAnsi="Times New Roman" w:cs="Times New Roman"/>
-        </w:rPr>
-        <w:t>aplikasi</w:t>
-      </w:r>
-      <w:proofErr w:type="spellEnd"/>
-      <w:r>
-        <w:rPr>
-          <w:rFonts w:ascii="Times New Roman" w:hAnsi="Times New Roman" w:cs="Times New Roman"/>
-        </w:rPr>
-        <w:t xml:space="preserve"> Flutter </w:t>
-      </w:r>
-      <w:proofErr w:type="spellStart"/>
-      <w:r>
-        <w:rPr>
-          <w:rFonts w:ascii="Times New Roman" w:hAnsi="Times New Roman" w:cs="Times New Roman"/>
-        </w:rPr>
-        <w:t>sederhana</w:t>
-      </w:r>
-      <w:proofErr w:type="spellEnd"/>
-      <w:r>
-        <w:rPr>
-          <w:rFonts w:ascii="Times New Roman" w:hAnsi="Times New Roman" w:cs="Times New Roman"/>
-        </w:rPr>
-        <w:t xml:space="preserve"> yang </w:t>
-      </w:r>
-      <w:proofErr w:type="spellStart"/>
-      <w:r>
-        <w:rPr>
-          <w:rFonts w:ascii="Times New Roman" w:hAnsi="Times New Roman" w:cs="Times New Roman"/>
-        </w:rPr>
-        <w:t>memiliki</w:t>
-      </w:r>
-      <w:proofErr w:type="spellEnd"/>
-      <w:r>
-        <w:rPr>
-          <w:rFonts w:ascii="Times New Roman" w:hAnsi="Times New Roman" w:cs="Times New Roman"/>
-        </w:rPr>
-        <w:t xml:space="preserve"> lima </w:t>
-      </w:r>
-      <w:proofErr w:type="spellStart"/>
-      <w:r>
-        <w:rPr>
-          <w:rFonts w:ascii="Times New Roman" w:hAnsi="Times New Roman" w:cs="Times New Roman"/>
-        </w:rPr>
-        <w:t>halaman</w:t>
-      </w:r>
-      <w:proofErr w:type="spellEnd"/>
-      <w:r>
-        <w:rPr>
-          <w:rFonts w:ascii="Times New Roman" w:hAnsi="Times New Roman" w:cs="Times New Roman"/>
-        </w:rPr>
-        <w:t xml:space="preserve">: Landing Page, Login Page, Halaman Utama (Home), About, dan Profile. </w:t>
+        <w:t xml:space="preserve">1. Buat aplikasi Flutter sederhana yang memiliki lima halaman: Landing Page, Login Page, Halaman Utama (Home), About, dan Profile. </w:t>
       </w:r>
     </w:p>
     <w:p>
@@ -2164,30 +2003,8 @@
         <w:rPr>
           <w:rFonts w:ascii="Times New Roman" w:hAnsi="Times New Roman" w:cs="Times New Roman"/>
         </w:rPr>
-        <w:t xml:space="preserve">Nama </w:t>
-      </w:r>
-      <w:proofErr w:type="gramStart"/>
-      <w:r>
-        <w:rPr>
-          <w:rFonts w:ascii="Times New Roman" w:hAnsi="Times New Roman" w:cs="Times New Roman"/>
-        </w:rPr>
-        <w:t>project :</w:t>
-      </w:r>
-      <w:proofErr w:type="gramEnd"/>
-      <w:r>
-        <w:rPr>
-          <w:rFonts w:ascii="Times New Roman" w:hAnsi="Times New Roman" w:cs="Times New Roman"/>
-        </w:rPr>
-        <w:t xml:space="preserve"> </w:t>
-      </w:r>
-      <w:proofErr w:type="spellStart"/>
-      <w:r>
-        <w:rPr>
-          <w:rFonts w:ascii="Times New Roman" w:hAnsi="Times New Roman" w:cs="Times New Roman"/>
-        </w:rPr>
-        <w:t>uts_fitria_17</w:t>
-      </w:r>
-      <w:proofErr w:type="spellEnd"/>
+        <w:t>Nama project : uts_fitria_17</w:t>
+      </w:r>
     </w:p>
     <w:p>
       <w:pPr>
@@ -2196,15 +2013,22 @@
           <w:rFonts w:ascii="Times New Roman" w:hAnsi="Times New Roman" w:cs="Times New Roman"/>
         </w:rPr>
       </w:pPr>
-      <w:r>
-        <w:rPr>
-          <w:rFonts w:ascii="Times New Roman" w:hAnsi="Times New Roman" w:cs="Times New Roman"/>
-        </w:rPr>
-        <w:lastRenderedPageBreak/>
+    </w:p>
+    <w:p>
+      <w:pPr>
+        <w:jc w:val="center"/>
+        <w:rPr>
+          <w:rFonts w:ascii="Times New Roman" w:hAnsi="Times New Roman" w:cs="Times New Roman"/>
+        </w:rPr>
+      </w:pPr>
+      <w:r>
+        <w:rPr>
+          <w:rFonts w:ascii="Times New Roman" w:hAnsi="Times New Roman" w:cs="Times New Roman"/>
+        </w:rPr>
         <w:drawing>
-          <wp:inline distT="0" distB="0" distL="0" distR="0" wp14:anchorId="64E0EFB1" wp14:editId="245837CA">
-            <wp:extent cx="3410426" cy="2067213"/>
-            <wp:effectExtent l="0" t="0" r="0" b="0"/>
+          <wp:inline distT="0" distB="0" distL="0" distR="0" wp14:anchorId="64E0EFB1" wp14:editId="3BF81900">
+            <wp:extent cx="1614055" cy="978350"/>
+            <wp:effectExtent l="0" t="0" r="5715" b="0"/>
             <wp:docPr id="2059284281" name="Picture 1"/>
             <wp:cNvGraphicFramePr>
               <a:graphicFrameLocks xmlns:a="http://schemas.openxmlformats.org/drawingml/2006/main" noChangeAspect="1"/>
@@ -2217,7 +2041,7 @@
                     <pic:cNvPicPr/>
                   </pic:nvPicPr>
                   <pic:blipFill>
-                    <a:blip r:embed="rId5"/>
+                    <a:blip r:embed="rId6"/>
                     <a:stretch>
                       <a:fillRect/>
                     </a:stretch>
@@ -2225,7 +2049,7 @@
                   <pic:spPr>
                     <a:xfrm>
                       <a:off x="0" y="0"/>
-                      <a:ext cx="3410426" cy="2067213"/>
+                      <a:ext cx="1619758" cy="981807"/>
                     </a:xfrm>
                     <a:prstGeom prst="rect">
                       <a:avLst/>
@@ -2249,105 +2073,8 @@
         <w:rPr>
           <w:rFonts w:ascii="Times New Roman" w:hAnsi="Times New Roman" w:cs="Times New Roman"/>
         </w:rPr>
-        <w:t>2. A</w:t>
-      </w:r>
-      <w:proofErr w:type="spellStart"/>
-      <w:r>
-        <w:rPr>
-          <w:rFonts w:ascii="Times New Roman" w:hAnsi="Times New Roman" w:cs="Times New Roman"/>
-        </w:rPr>
-        <w:t>plikasi</w:t>
-      </w:r>
-      <w:proofErr w:type="spellEnd"/>
-      <w:r>
-        <w:rPr>
-          <w:rFonts w:ascii="Times New Roman" w:hAnsi="Times New Roman" w:cs="Times New Roman"/>
-        </w:rPr>
-        <w:t xml:space="preserve"> </w:t>
-      </w:r>
-      <w:proofErr w:type="spellStart"/>
-      <w:r>
-        <w:rPr>
-          <w:rFonts w:ascii="Times New Roman" w:hAnsi="Times New Roman" w:cs="Times New Roman"/>
-        </w:rPr>
-        <w:t>harus</w:t>
-      </w:r>
-      <w:proofErr w:type="spellEnd"/>
-      <w:r>
-        <w:rPr>
-          <w:rFonts w:ascii="Times New Roman" w:hAnsi="Times New Roman" w:cs="Times New Roman"/>
-        </w:rPr>
-        <w:t xml:space="preserve"> </w:t>
-      </w:r>
-      <w:proofErr w:type="spellStart"/>
-      <w:r>
-        <w:rPr>
-          <w:rFonts w:ascii="Times New Roman" w:hAnsi="Times New Roman" w:cs="Times New Roman"/>
-        </w:rPr>
-        <w:t>menggunakan</w:t>
-      </w:r>
-      <w:proofErr w:type="spellEnd"/>
-      <w:r>
-        <w:rPr>
-          <w:rFonts w:ascii="Times New Roman" w:hAnsi="Times New Roman" w:cs="Times New Roman"/>
-        </w:rPr>
-        <w:t xml:space="preserve"> </w:t>
-      </w:r>
-      <w:proofErr w:type="spellStart"/>
-      <w:r>
-        <w:rPr>
-          <w:rFonts w:ascii="Times New Roman" w:hAnsi="Times New Roman" w:cs="Times New Roman"/>
-        </w:rPr>
-        <w:t>sistem</w:t>
-      </w:r>
-      <w:proofErr w:type="spellEnd"/>
-      <w:r>
-        <w:rPr>
-          <w:rFonts w:ascii="Times New Roman" w:hAnsi="Times New Roman" w:cs="Times New Roman"/>
-        </w:rPr>
-        <w:t xml:space="preserve"> </w:t>
-      </w:r>
-      <w:proofErr w:type="spellStart"/>
-      <w:r>
-        <w:rPr>
-          <w:rFonts w:ascii="Times New Roman" w:hAnsi="Times New Roman" w:cs="Times New Roman"/>
-        </w:rPr>
-        <w:t>navigasi</w:t>
-      </w:r>
-      <w:proofErr w:type="spellEnd"/>
-      <w:r>
-        <w:rPr>
-          <w:rFonts w:ascii="Times New Roman" w:hAnsi="Times New Roman" w:cs="Times New Roman"/>
-        </w:rPr>
-        <w:t xml:space="preserve"> </w:t>
-      </w:r>
-      <w:proofErr w:type="spellStart"/>
-      <w:r>
-        <w:rPr>
-          <w:rFonts w:ascii="Times New Roman" w:hAnsi="Times New Roman" w:cs="Times New Roman"/>
-        </w:rPr>
-        <w:t>antar</w:t>
-      </w:r>
-      <w:proofErr w:type="spellEnd"/>
-      <w:r>
-        <w:rPr>
-          <w:rFonts w:ascii="Times New Roman" w:hAnsi="Times New Roman" w:cs="Times New Roman"/>
-        </w:rPr>
-        <w:t xml:space="preserve"> </w:t>
-      </w:r>
-      <w:proofErr w:type="spellStart"/>
-      <w:r>
-        <w:rPr>
-          <w:rFonts w:ascii="Times New Roman" w:hAnsi="Times New Roman" w:cs="Times New Roman"/>
-        </w:rPr>
-        <w:t>halaman</w:t>
-      </w:r>
-      <w:proofErr w:type="spellEnd"/>
-      <w:r>
-        <w:rPr>
-          <w:rFonts w:ascii="Times New Roman" w:hAnsi="Times New Roman" w:cs="Times New Roman"/>
-        </w:rPr>
-        <w:t xml:space="preserve">. </w:t>
+        <w:lastRenderedPageBreak/>
+        <w:t xml:space="preserve">2. Aplikasi harus menggunakan sistem navigasi antar halaman. </w:t>
       </w:r>
     </w:p>
     <w:p>
@@ -2361,91 +2088,7 @@
         <w:rPr>
           <w:rFonts w:ascii="Times New Roman" w:hAnsi="Times New Roman" w:cs="Times New Roman"/>
         </w:rPr>
-        <w:t>3. G</w:t>
-      </w:r>
-      <w:proofErr w:type="spellStart"/>
-      <w:r>
-        <w:rPr>
-          <w:rFonts w:ascii="Times New Roman" w:hAnsi="Times New Roman" w:cs="Times New Roman"/>
-        </w:rPr>
-        <w:t>unakan</w:t>
-      </w:r>
-      <w:proofErr w:type="spellEnd"/>
-      <w:r>
-        <w:rPr>
-          <w:rFonts w:ascii="Times New Roman" w:hAnsi="Times New Roman" w:cs="Times New Roman"/>
-        </w:rPr>
-        <w:t xml:space="preserve"> Flutter Layout </w:t>
-      </w:r>
-      <w:proofErr w:type="spellStart"/>
-      <w:r>
-        <w:rPr>
-          <w:rFonts w:ascii="Times New Roman" w:hAnsi="Times New Roman" w:cs="Times New Roman"/>
-        </w:rPr>
-        <w:t>untuk</w:t>
-      </w:r>
-      <w:proofErr w:type="spellEnd"/>
-      <w:r>
-        <w:rPr>
-          <w:rFonts w:ascii="Times New Roman" w:hAnsi="Times New Roman" w:cs="Times New Roman"/>
-        </w:rPr>
-        <w:t xml:space="preserve"> </w:t>
-      </w:r>
-      <w:proofErr w:type="spellStart"/>
-      <w:r>
-        <w:rPr>
-          <w:rFonts w:ascii="Times New Roman" w:hAnsi="Times New Roman" w:cs="Times New Roman"/>
-        </w:rPr>
-        <w:t>menata</w:t>
-      </w:r>
-      <w:proofErr w:type="spellEnd"/>
-      <w:r>
-        <w:rPr>
-          <w:rFonts w:ascii="Times New Roman" w:hAnsi="Times New Roman" w:cs="Times New Roman"/>
-        </w:rPr>
-        <w:t xml:space="preserve"> </w:t>
-      </w:r>
-      <w:proofErr w:type="spellStart"/>
-      <w:r>
-        <w:rPr>
-          <w:rFonts w:ascii="Times New Roman" w:hAnsi="Times New Roman" w:cs="Times New Roman"/>
-        </w:rPr>
-        <w:t>tampilan</w:t>
-      </w:r>
-      <w:proofErr w:type="spellEnd"/>
-      <w:r>
-        <w:rPr>
-          <w:rFonts w:ascii="Times New Roman" w:hAnsi="Times New Roman" w:cs="Times New Roman"/>
-        </w:rPr>
-        <w:t xml:space="preserve"> </w:t>
-      </w:r>
-      <w:proofErr w:type="spellStart"/>
-      <w:r>
-        <w:rPr>
-          <w:rFonts w:ascii="Times New Roman" w:hAnsi="Times New Roman" w:cs="Times New Roman"/>
-        </w:rPr>
-        <w:t>setiap</w:t>
-      </w:r>
-      <w:proofErr w:type="spellEnd"/>
-      <w:r>
-        <w:rPr>
-          <w:rFonts w:ascii="Times New Roman" w:hAnsi="Times New Roman" w:cs="Times New Roman"/>
-        </w:rPr>
-        <w:t xml:space="preserve"> </w:t>
-      </w:r>
-      <w:proofErr w:type="spellStart"/>
-      <w:r>
-        <w:rPr>
-          <w:rFonts w:ascii="Times New Roman" w:hAnsi="Times New Roman" w:cs="Times New Roman"/>
-        </w:rPr>
-        <w:t>halaman</w:t>
-      </w:r>
-      <w:proofErr w:type="spellEnd"/>
-      <w:r>
-        <w:rPr>
-          <w:rFonts w:ascii="Times New Roman" w:hAnsi="Times New Roman" w:cs="Times New Roman"/>
-        </w:rPr>
-        <w:t xml:space="preserve">. </w:t>
+        <w:t xml:space="preserve">3. Gunakan Flutter Layout untuk menata tampilan setiap halaman. </w:t>
       </w:r>
     </w:p>
     <w:p>
@@ -2459,67 +2102,12 @@
         <w:rPr>
           <w:rFonts w:ascii="Times New Roman" w:hAnsi="Times New Roman" w:cs="Times New Roman"/>
         </w:rPr>
-        <w:t>4. I</w:t>
-      </w:r>
-      <w:proofErr w:type="spellStart"/>
-      <w:r>
-        <w:rPr>
-          <w:rFonts w:ascii="Times New Roman" w:hAnsi="Times New Roman" w:cs="Times New Roman"/>
-        </w:rPr>
-        <w:t>mplementasikan</w:t>
-      </w:r>
-      <w:proofErr w:type="spellEnd"/>
-      <w:r>
-        <w:rPr>
-          <w:rFonts w:ascii="Times New Roman" w:hAnsi="Times New Roman" w:cs="Times New Roman"/>
-        </w:rPr>
-        <w:t xml:space="preserve"> </w:t>
-      </w:r>
-      <w:proofErr w:type="spellStart"/>
-      <w:r>
-        <w:rPr>
-          <w:rFonts w:ascii="Times New Roman" w:hAnsi="Times New Roman" w:cs="Times New Roman"/>
-        </w:rPr>
-        <w:t>logika</w:t>
-      </w:r>
-      <w:proofErr w:type="spellEnd"/>
-      <w:r>
-        <w:rPr>
-          <w:rFonts w:ascii="Times New Roman" w:hAnsi="Times New Roman" w:cs="Times New Roman"/>
-        </w:rPr>
-        <w:t xml:space="preserve"> </w:t>
-      </w:r>
-      <w:proofErr w:type="spellStart"/>
-      <w:r>
-        <w:rPr>
-          <w:rFonts w:ascii="Times New Roman" w:hAnsi="Times New Roman" w:cs="Times New Roman"/>
-        </w:rPr>
-        <w:t>sederhana</w:t>
-      </w:r>
-      <w:proofErr w:type="spellEnd"/>
-      <w:r>
-        <w:rPr>
-          <w:rFonts w:ascii="Times New Roman" w:hAnsi="Times New Roman" w:cs="Times New Roman"/>
-        </w:rPr>
-        <w:t xml:space="preserve"> pada Login Page, </w:t>
-      </w:r>
-      <w:proofErr w:type="spellStart"/>
-      <w:r>
-        <w:rPr>
-          <w:rFonts w:ascii="Times New Roman" w:hAnsi="Times New Roman" w:cs="Times New Roman"/>
-        </w:rPr>
-        <w:t>yaitu</w:t>
-      </w:r>
-      <w:proofErr w:type="spellEnd"/>
-      <w:r>
-        <w:rPr>
-          <w:rFonts w:ascii="Times New Roman" w:hAnsi="Times New Roman" w:cs="Times New Roman"/>
-        </w:rPr>
-        <w:t xml:space="preserve">: </w:t>
-      </w:r>
-    </w:p>
-    <w:p>
-      <w:pPr>
+        <w:t xml:space="preserve">4. Implementasikan logika sederhana pada Login Page, yaitu: </w:t>
+      </w:r>
+    </w:p>
+    <w:p>
+      <w:pPr>
+        <w:ind w:left="720"/>
         <w:jc w:val="both"/>
         <w:rPr>
           <w:rFonts w:ascii="Times New Roman" w:hAnsi="Times New Roman" w:cs="Times New Roman"/>
@@ -2529,137 +2117,12 @@
         <w:rPr>
           <w:rFonts w:ascii="Times New Roman" w:hAnsi="Times New Roman" w:cs="Times New Roman"/>
         </w:rPr>
-        <w:t xml:space="preserve">o Jika username dan password </w:t>
-      </w:r>
-      <w:proofErr w:type="spellStart"/>
-      <w:r>
-        <w:rPr>
-          <w:rFonts w:ascii="Times New Roman" w:hAnsi="Times New Roman" w:cs="Times New Roman"/>
-        </w:rPr>
-        <w:t>diisi</w:t>
-      </w:r>
-      <w:proofErr w:type="spellEnd"/>
-      <w:r>
-        <w:rPr>
-          <w:rFonts w:ascii="Times New Roman" w:hAnsi="Times New Roman" w:cs="Times New Roman"/>
-        </w:rPr>
-        <w:t xml:space="preserve"> </w:t>
-      </w:r>
-      <w:proofErr w:type="spellStart"/>
-      <w:r>
-        <w:rPr>
-          <w:rFonts w:ascii="Times New Roman" w:hAnsi="Times New Roman" w:cs="Times New Roman"/>
-        </w:rPr>
-        <w:t>dengan</w:t>
-      </w:r>
-      <w:proofErr w:type="spellEnd"/>
-      <w:r>
-        <w:rPr>
-          <w:rFonts w:ascii="Times New Roman" w:hAnsi="Times New Roman" w:cs="Times New Roman"/>
-        </w:rPr>
-        <w:t xml:space="preserve"> </w:t>
-      </w:r>
-      <w:proofErr w:type="spellStart"/>
-      <w:r>
-        <w:rPr>
-          <w:rFonts w:ascii="Times New Roman" w:hAnsi="Times New Roman" w:cs="Times New Roman"/>
-        </w:rPr>
-        <w:t>benar</w:t>
-      </w:r>
-      <w:proofErr w:type="spellEnd"/>
-      <w:r>
-        <w:rPr>
-          <w:rFonts w:ascii="Times New Roman" w:hAnsi="Times New Roman" w:cs="Times New Roman"/>
-        </w:rPr>
-        <w:t xml:space="preserve"> (</w:t>
-      </w:r>
-      <w:proofErr w:type="spellStart"/>
-      <w:r>
-        <w:rPr>
-          <w:rFonts w:ascii="Times New Roman" w:hAnsi="Times New Roman" w:cs="Times New Roman"/>
-        </w:rPr>
-        <w:t>contoh</w:t>
-      </w:r>
-      <w:proofErr w:type="spellEnd"/>
-      <w:r>
-        <w:rPr>
-          <w:rFonts w:ascii="Times New Roman" w:hAnsi="Times New Roman" w:cs="Times New Roman"/>
-        </w:rPr>
-        <w:t xml:space="preserve">: username: admin, password: </w:t>
-      </w:r>
-      <w:proofErr w:type="spellStart"/>
-      <w:r>
-        <w:rPr>
-          <w:rFonts w:ascii="Times New Roman" w:hAnsi="Times New Roman" w:cs="Times New Roman"/>
-        </w:rPr>
-        <w:t>admin123</w:t>
-      </w:r>
-      <w:proofErr w:type="spellEnd"/>
-      <w:r>
-        <w:rPr>
-          <w:rFonts w:ascii="Times New Roman" w:hAnsi="Times New Roman" w:cs="Times New Roman"/>
-        </w:rPr>
-        <w:t xml:space="preserve">), </w:t>
-      </w:r>
-      <w:proofErr w:type="spellStart"/>
-      <w:r>
-        <w:rPr>
-          <w:rFonts w:ascii="Times New Roman" w:hAnsi="Times New Roman" w:cs="Times New Roman"/>
-        </w:rPr>
-        <w:t>maka</w:t>
-      </w:r>
-      <w:proofErr w:type="spellEnd"/>
-      <w:r>
-        <w:rPr>
-          <w:rFonts w:ascii="Times New Roman" w:hAnsi="Times New Roman" w:cs="Times New Roman"/>
-        </w:rPr>
-        <w:t xml:space="preserve"> </w:t>
-      </w:r>
-      <w:proofErr w:type="spellStart"/>
-      <w:r>
-        <w:rPr>
-          <w:rFonts w:ascii="Times New Roman" w:hAnsi="Times New Roman" w:cs="Times New Roman"/>
-        </w:rPr>
-        <w:t>pengguna</w:t>
-      </w:r>
-      <w:proofErr w:type="spellEnd"/>
-      <w:r>
-        <w:rPr>
-          <w:rFonts w:ascii="Times New Roman" w:hAnsi="Times New Roman" w:cs="Times New Roman"/>
-        </w:rPr>
-        <w:t xml:space="preserve"> </w:t>
-      </w:r>
-      <w:proofErr w:type="spellStart"/>
-      <w:r>
-        <w:rPr>
-          <w:rFonts w:ascii="Times New Roman" w:hAnsi="Times New Roman" w:cs="Times New Roman"/>
-        </w:rPr>
-        <w:t>diarahkan</w:t>
-      </w:r>
-      <w:proofErr w:type="spellEnd"/>
-      <w:r>
-        <w:rPr>
-          <w:rFonts w:ascii="Times New Roman" w:hAnsi="Times New Roman" w:cs="Times New Roman"/>
-        </w:rPr>
-        <w:t xml:space="preserve"> </w:t>
-      </w:r>
-      <w:proofErr w:type="spellStart"/>
-      <w:r>
-        <w:rPr>
-          <w:rFonts w:ascii="Times New Roman" w:hAnsi="Times New Roman" w:cs="Times New Roman"/>
-        </w:rPr>
-        <w:t>ke</w:t>
-      </w:r>
-      <w:proofErr w:type="spellEnd"/>
-      <w:r>
-        <w:rPr>
-          <w:rFonts w:ascii="Times New Roman" w:hAnsi="Times New Roman" w:cs="Times New Roman"/>
-        </w:rPr>
-        <w:t xml:space="preserve"> Halaman Utama (Home). </w:t>
-      </w:r>
-    </w:p>
-    <w:p>
-      <w:pPr>
+        <w:t xml:space="preserve">o Jika username dan password diisi dengan benar (contoh: username: admin, password: admin123), maka pengguna diarahkan ke Halaman Utama (Home). </w:t>
+      </w:r>
+    </w:p>
+    <w:p>
+      <w:pPr>
+        <w:ind w:left="720"/>
         <w:jc w:val="both"/>
         <w:rPr>
           <w:rFonts w:ascii="Times New Roman" w:hAnsi="Times New Roman" w:cs="Times New Roman"/>
@@ -2669,63 +2132,7 @@
         <w:rPr>
           <w:rFonts w:ascii="Times New Roman" w:hAnsi="Times New Roman" w:cs="Times New Roman"/>
         </w:rPr>
-        <w:t xml:space="preserve">o Jika login </w:t>
-      </w:r>
-      <w:proofErr w:type="spellStart"/>
-      <w:r>
-        <w:rPr>
-          <w:rFonts w:ascii="Times New Roman" w:hAnsi="Times New Roman" w:cs="Times New Roman"/>
-        </w:rPr>
-        <w:t>gagal</w:t>
-      </w:r>
-      <w:proofErr w:type="spellEnd"/>
-      <w:r>
-        <w:rPr>
-          <w:rFonts w:ascii="Times New Roman" w:hAnsi="Times New Roman" w:cs="Times New Roman"/>
-        </w:rPr>
-        <w:t xml:space="preserve">, </w:t>
-      </w:r>
-      <w:proofErr w:type="spellStart"/>
-      <w:r>
-        <w:rPr>
-          <w:rFonts w:ascii="Times New Roman" w:hAnsi="Times New Roman" w:cs="Times New Roman"/>
-        </w:rPr>
-        <w:t>tampilkan</w:t>
-      </w:r>
-      <w:proofErr w:type="spellEnd"/>
-      <w:r>
-        <w:rPr>
-          <w:rFonts w:ascii="Times New Roman" w:hAnsi="Times New Roman" w:cs="Times New Roman"/>
-        </w:rPr>
-        <w:t xml:space="preserve"> </w:t>
-      </w:r>
-      <w:proofErr w:type="spellStart"/>
-      <w:r>
-        <w:rPr>
-          <w:rFonts w:ascii="Times New Roman" w:hAnsi="Times New Roman" w:cs="Times New Roman"/>
-        </w:rPr>
-        <w:t>pesan</w:t>
-      </w:r>
-      <w:proofErr w:type="spellEnd"/>
-      <w:r>
-        <w:rPr>
-          <w:rFonts w:ascii="Times New Roman" w:hAnsi="Times New Roman" w:cs="Times New Roman"/>
-        </w:rPr>
-        <w:t xml:space="preserve"> error di </w:t>
-      </w:r>
-      <w:proofErr w:type="spellStart"/>
-      <w:r>
-        <w:rPr>
-          <w:rFonts w:ascii="Times New Roman" w:hAnsi="Times New Roman" w:cs="Times New Roman"/>
-        </w:rPr>
-        <w:t>bawah</w:t>
-      </w:r>
-      <w:proofErr w:type="spellEnd"/>
-      <w:r>
-        <w:rPr>
-          <w:rFonts w:ascii="Times New Roman" w:hAnsi="Times New Roman" w:cs="Times New Roman"/>
-        </w:rPr>
-        <w:t xml:space="preserve"> form login. </w:t>
+        <w:t xml:space="preserve">o Jika login gagal, tampilkan pesan error di bawah form login. </w:t>
       </w:r>
     </w:p>
     <w:p>
@@ -2739,49 +2146,7 @@
         <w:rPr>
           <w:rFonts w:ascii="Times New Roman" w:hAnsi="Times New Roman" w:cs="Times New Roman"/>
         </w:rPr>
-        <w:t>5. G</w:t>
-      </w:r>
-      <w:proofErr w:type="spellStart"/>
-      <w:r>
-        <w:rPr>
-          <w:rFonts w:ascii="Times New Roman" w:hAnsi="Times New Roman" w:cs="Times New Roman"/>
-        </w:rPr>
-        <w:t>unakan</w:t>
-      </w:r>
-      <w:proofErr w:type="spellEnd"/>
-      <w:r>
-        <w:rPr>
-          <w:rFonts w:ascii="Times New Roman" w:hAnsi="Times New Roman" w:cs="Times New Roman"/>
-        </w:rPr>
-        <w:t xml:space="preserve"> minimal </w:t>
-      </w:r>
-      <w:proofErr w:type="spellStart"/>
-      <w:r>
-        <w:rPr>
-          <w:rFonts w:ascii="Times New Roman" w:hAnsi="Times New Roman" w:cs="Times New Roman"/>
-        </w:rPr>
-        <w:t>satu</w:t>
-      </w:r>
-      <w:proofErr w:type="spellEnd"/>
-      <w:r>
-        <w:rPr>
-          <w:rFonts w:ascii="Times New Roman" w:hAnsi="Times New Roman" w:cs="Times New Roman"/>
-        </w:rPr>
-        <w:t xml:space="preserve"> widget Stateful dan </w:t>
-      </w:r>
-      <w:proofErr w:type="spellStart"/>
-      <w:r>
-        <w:rPr>
-          <w:rFonts w:ascii="Times New Roman" w:hAnsi="Times New Roman" w:cs="Times New Roman"/>
-        </w:rPr>
-        <w:t>sisanya</w:t>
-      </w:r>
-      <w:proofErr w:type="spellEnd"/>
-      <w:r>
-        <w:rPr>
-          <w:rFonts w:ascii="Times New Roman" w:hAnsi="Times New Roman" w:cs="Times New Roman"/>
-        </w:rPr>
-        <w:t xml:space="preserve"> widget Stateless. </w:t>
+        <w:t xml:space="preserve">5. Gunakan minimal satu widget Stateful dan sisanya widget Stateless. </w:t>
       </w:r>
     </w:p>
     <w:p>
@@ -2795,119 +2160,7 @@
         <w:rPr>
           <w:rFonts w:ascii="Times New Roman" w:hAnsi="Times New Roman" w:cs="Times New Roman"/>
         </w:rPr>
-        <w:t>6. S</w:t>
-      </w:r>
-      <w:proofErr w:type="spellStart"/>
-      <w:r>
-        <w:rPr>
-          <w:rFonts w:ascii="Times New Roman" w:hAnsi="Times New Roman" w:cs="Times New Roman"/>
-        </w:rPr>
-        <w:t>ertakan</w:t>
-      </w:r>
-      <w:proofErr w:type="spellEnd"/>
-      <w:r>
-        <w:rPr>
-          <w:rFonts w:ascii="Times New Roman" w:hAnsi="Times New Roman" w:cs="Times New Roman"/>
-        </w:rPr>
-        <w:t xml:space="preserve"> </w:t>
-      </w:r>
-      <w:proofErr w:type="spellStart"/>
-      <w:r>
-        <w:rPr>
-          <w:rFonts w:ascii="Times New Roman" w:hAnsi="Times New Roman" w:cs="Times New Roman"/>
-        </w:rPr>
-        <w:t>tampilan</w:t>
-      </w:r>
-      <w:proofErr w:type="spellEnd"/>
-      <w:r>
-        <w:rPr>
-          <w:rFonts w:ascii="Times New Roman" w:hAnsi="Times New Roman" w:cs="Times New Roman"/>
-        </w:rPr>
-        <w:t xml:space="preserve"> </w:t>
-      </w:r>
-      <w:proofErr w:type="spellStart"/>
-      <w:r>
-        <w:rPr>
-          <w:rFonts w:ascii="Times New Roman" w:hAnsi="Times New Roman" w:cs="Times New Roman"/>
-        </w:rPr>
-        <w:t>responsif</w:t>
-      </w:r>
-      <w:proofErr w:type="spellEnd"/>
-      <w:r>
-        <w:rPr>
-          <w:rFonts w:ascii="Times New Roman" w:hAnsi="Times New Roman" w:cs="Times New Roman"/>
-        </w:rPr>
-        <w:t xml:space="preserve"> </w:t>
-      </w:r>
-      <w:proofErr w:type="spellStart"/>
-      <w:r>
-        <w:rPr>
-          <w:rFonts w:ascii="Times New Roman" w:hAnsi="Times New Roman" w:cs="Times New Roman"/>
-        </w:rPr>
-        <w:t>untuk</w:t>
-      </w:r>
-      <w:proofErr w:type="spellEnd"/>
-      <w:r>
-        <w:rPr>
-          <w:rFonts w:ascii="Times New Roman" w:hAnsi="Times New Roman" w:cs="Times New Roman"/>
-        </w:rPr>
-        <w:t xml:space="preserve"> </w:t>
-      </w:r>
-      <w:proofErr w:type="spellStart"/>
-      <w:r>
-        <w:rPr>
-          <w:rFonts w:ascii="Times New Roman" w:hAnsi="Times New Roman" w:cs="Times New Roman"/>
-        </w:rPr>
-        <w:t>mendukung</w:t>
-      </w:r>
-      <w:proofErr w:type="spellEnd"/>
-      <w:r>
-        <w:rPr>
-          <w:rFonts w:ascii="Times New Roman" w:hAnsi="Times New Roman" w:cs="Times New Roman"/>
-        </w:rPr>
-        <w:t xml:space="preserve"> </w:t>
-      </w:r>
-      <w:proofErr w:type="spellStart"/>
-      <w:r>
-        <w:rPr>
-          <w:rFonts w:ascii="Times New Roman" w:hAnsi="Times New Roman" w:cs="Times New Roman"/>
-        </w:rPr>
-        <w:t>berbagai</w:t>
-      </w:r>
-      <w:proofErr w:type="spellEnd"/>
-      <w:r>
-        <w:rPr>
-          <w:rFonts w:ascii="Times New Roman" w:hAnsi="Times New Roman" w:cs="Times New Roman"/>
-        </w:rPr>
-        <w:t xml:space="preserve"> </w:t>
-      </w:r>
-      <w:proofErr w:type="spellStart"/>
-      <w:r>
-        <w:rPr>
-          <w:rFonts w:ascii="Times New Roman" w:hAnsi="Times New Roman" w:cs="Times New Roman"/>
-        </w:rPr>
-        <w:t>ukuran</w:t>
-      </w:r>
-      <w:proofErr w:type="spellEnd"/>
-      <w:r>
-        <w:rPr>
-          <w:rFonts w:ascii="Times New Roman" w:hAnsi="Times New Roman" w:cs="Times New Roman"/>
-        </w:rPr>
-        <w:t xml:space="preserve"> </w:t>
-      </w:r>
-      <w:proofErr w:type="spellStart"/>
-      <w:r>
-        <w:rPr>
-          <w:rFonts w:ascii="Times New Roman" w:hAnsi="Times New Roman" w:cs="Times New Roman"/>
-        </w:rPr>
-        <w:t>layar</w:t>
-      </w:r>
-      <w:proofErr w:type="spellEnd"/>
-      <w:r>
-        <w:rPr>
-          <w:rFonts w:ascii="Times New Roman" w:hAnsi="Times New Roman" w:cs="Times New Roman"/>
-        </w:rPr>
-        <w:t xml:space="preserve">. </w:t>
+        <w:t xml:space="preserve">6. Sertakan tampilan responsif untuk mendukung berbagai ukuran layar. </w:t>
       </w:r>
     </w:p>
     <w:p>
@@ -2921,133 +2174,7 @@
         <w:rPr>
           <w:rFonts w:ascii="Times New Roman" w:hAnsi="Times New Roman" w:cs="Times New Roman"/>
         </w:rPr>
-        <w:t xml:space="preserve">7. Halaman Profile </w:t>
-      </w:r>
-      <w:proofErr w:type="spellStart"/>
-      <w:r>
-        <w:rPr>
-          <w:rFonts w:ascii="Times New Roman" w:hAnsi="Times New Roman" w:cs="Times New Roman"/>
-        </w:rPr>
-        <w:t>harus</w:t>
-      </w:r>
-      <w:proofErr w:type="spellEnd"/>
-      <w:r>
-        <w:rPr>
-          <w:rFonts w:ascii="Times New Roman" w:hAnsi="Times New Roman" w:cs="Times New Roman"/>
-        </w:rPr>
-        <w:t xml:space="preserve"> </w:t>
-      </w:r>
-      <w:proofErr w:type="spellStart"/>
-      <w:r>
-        <w:rPr>
-          <w:rFonts w:ascii="Times New Roman" w:hAnsi="Times New Roman" w:cs="Times New Roman"/>
-        </w:rPr>
-        <w:t>menampilkan</w:t>
-      </w:r>
-      <w:proofErr w:type="spellEnd"/>
-      <w:r>
-        <w:rPr>
-          <w:rFonts w:ascii="Times New Roman" w:hAnsi="Times New Roman" w:cs="Times New Roman"/>
-        </w:rPr>
-        <w:t xml:space="preserve"> </w:t>
-      </w:r>
-      <w:proofErr w:type="spellStart"/>
-      <w:r>
-        <w:rPr>
-          <w:rFonts w:ascii="Times New Roman" w:hAnsi="Times New Roman" w:cs="Times New Roman"/>
-        </w:rPr>
-        <w:t>informasi</w:t>
-      </w:r>
-      <w:proofErr w:type="spellEnd"/>
-      <w:r>
-        <w:rPr>
-          <w:rFonts w:ascii="Times New Roman" w:hAnsi="Times New Roman" w:cs="Times New Roman"/>
-        </w:rPr>
-        <w:t xml:space="preserve"> </w:t>
-      </w:r>
-      <w:proofErr w:type="spellStart"/>
-      <w:r>
-        <w:rPr>
-          <w:rFonts w:ascii="Times New Roman" w:hAnsi="Times New Roman" w:cs="Times New Roman"/>
-        </w:rPr>
-        <w:t>pengguna</w:t>
-      </w:r>
-      <w:proofErr w:type="spellEnd"/>
-      <w:r>
-        <w:rPr>
-          <w:rFonts w:ascii="Times New Roman" w:hAnsi="Times New Roman" w:cs="Times New Roman"/>
-        </w:rPr>
-        <w:t xml:space="preserve"> yang </w:t>
-      </w:r>
-      <w:proofErr w:type="spellStart"/>
-      <w:r>
-        <w:rPr>
-          <w:rFonts w:ascii="Times New Roman" w:hAnsi="Times New Roman" w:cs="Times New Roman"/>
-        </w:rPr>
-        <w:t>diambil</w:t>
-      </w:r>
-      <w:proofErr w:type="spellEnd"/>
-      <w:r>
-        <w:rPr>
-          <w:rFonts w:ascii="Times New Roman" w:hAnsi="Times New Roman" w:cs="Times New Roman"/>
-        </w:rPr>
-        <w:t xml:space="preserve"> </w:t>
-      </w:r>
-      <w:proofErr w:type="spellStart"/>
-      <w:r>
-        <w:rPr>
-          <w:rFonts w:ascii="Times New Roman" w:hAnsi="Times New Roman" w:cs="Times New Roman"/>
-        </w:rPr>
-        <w:t>dari</w:t>
-      </w:r>
-      <w:proofErr w:type="spellEnd"/>
-      <w:r>
-        <w:rPr>
-          <w:rFonts w:ascii="Times New Roman" w:hAnsi="Times New Roman" w:cs="Times New Roman"/>
-        </w:rPr>
-        <w:t xml:space="preserve"> input di </w:t>
-      </w:r>
-      <w:proofErr w:type="spellStart"/>
-      <w:r>
-        <w:rPr>
-          <w:rFonts w:ascii="Times New Roman" w:hAnsi="Times New Roman" w:cs="Times New Roman"/>
-        </w:rPr>
-        <w:t>halaman</w:t>
-      </w:r>
-      <w:proofErr w:type="spellEnd"/>
-      <w:r>
-        <w:rPr>
-          <w:rFonts w:ascii="Times New Roman" w:hAnsi="Times New Roman" w:cs="Times New Roman"/>
-        </w:rPr>
-        <w:t xml:space="preserve"> login (</w:t>
-      </w:r>
-      <w:proofErr w:type="spellStart"/>
-      <w:r>
-        <w:rPr>
-          <w:rFonts w:ascii="Times New Roman" w:hAnsi="Times New Roman" w:cs="Times New Roman"/>
-        </w:rPr>
-        <w:t>misalnya</w:t>
-      </w:r>
-      <w:proofErr w:type="spellEnd"/>
-      <w:r>
-        <w:rPr>
-          <w:rFonts w:ascii="Times New Roman" w:hAnsi="Times New Roman" w:cs="Times New Roman"/>
-        </w:rPr>
-        <w:t xml:space="preserve">, </w:t>
-      </w:r>
-      <w:proofErr w:type="spellStart"/>
-      <w:r>
-        <w:rPr>
-          <w:rFonts w:ascii="Times New Roman" w:hAnsi="Times New Roman" w:cs="Times New Roman"/>
-        </w:rPr>
-        <w:t>menampilkan</w:t>
-      </w:r>
-      <w:proofErr w:type="spellEnd"/>
-      <w:r>
-        <w:rPr>
-          <w:rFonts w:ascii="Times New Roman" w:hAnsi="Times New Roman" w:cs="Times New Roman"/>
-        </w:rPr>
-        <w:t xml:space="preserve"> username). </w:t>
+        <w:t xml:space="preserve">7. Halaman Profile harus menampilkan informasi pengguna yang diambil dari input di halaman login (misalnya, menampilkan username). </w:t>
       </w:r>
     </w:p>
     <w:p>
@@ -3061,91 +2188,7 @@
         <w:rPr>
           <w:rFonts w:ascii="Times New Roman" w:hAnsi="Times New Roman" w:cs="Times New Roman"/>
         </w:rPr>
-        <w:t xml:space="preserve">8. Pada </w:t>
-      </w:r>
-      <w:proofErr w:type="spellStart"/>
-      <w:r>
-        <w:rPr>
-          <w:rFonts w:ascii="Times New Roman" w:hAnsi="Times New Roman" w:cs="Times New Roman"/>
-        </w:rPr>
-        <w:t>halaman</w:t>
-      </w:r>
-      <w:proofErr w:type="spellEnd"/>
-      <w:r>
-        <w:rPr>
-          <w:rFonts w:ascii="Times New Roman" w:hAnsi="Times New Roman" w:cs="Times New Roman"/>
-        </w:rPr>
-        <w:t xml:space="preserve"> About, </w:t>
-      </w:r>
-      <w:proofErr w:type="spellStart"/>
-      <w:r>
-        <w:rPr>
-          <w:rFonts w:ascii="Times New Roman" w:hAnsi="Times New Roman" w:cs="Times New Roman"/>
-        </w:rPr>
-        <w:t>tuliskan</w:t>
-      </w:r>
-      <w:proofErr w:type="spellEnd"/>
-      <w:r>
-        <w:rPr>
-          <w:rFonts w:ascii="Times New Roman" w:hAnsi="Times New Roman" w:cs="Times New Roman"/>
-        </w:rPr>
-        <w:t xml:space="preserve"> </w:t>
-      </w:r>
-      <w:proofErr w:type="spellStart"/>
-      <w:r>
-        <w:rPr>
-          <w:rFonts w:ascii="Times New Roman" w:hAnsi="Times New Roman" w:cs="Times New Roman"/>
-        </w:rPr>
-        <w:t>deskripsi</w:t>
-      </w:r>
-      <w:proofErr w:type="spellEnd"/>
-      <w:r>
-        <w:rPr>
-          <w:rFonts w:ascii="Times New Roman" w:hAnsi="Times New Roman" w:cs="Times New Roman"/>
-        </w:rPr>
-        <w:t xml:space="preserve"> </w:t>
-      </w:r>
-      <w:proofErr w:type="spellStart"/>
-      <w:r>
-        <w:rPr>
-          <w:rFonts w:ascii="Times New Roman" w:hAnsi="Times New Roman" w:cs="Times New Roman"/>
-        </w:rPr>
-        <w:t>singkat</w:t>
-      </w:r>
-      <w:proofErr w:type="spellEnd"/>
-      <w:r>
-        <w:rPr>
-          <w:rFonts w:ascii="Times New Roman" w:hAnsi="Times New Roman" w:cs="Times New Roman"/>
-        </w:rPr>
-        <w:t xml:space="preserve"> </w:t>
-      </w:r>
-      <w:proofErr w:type="spellStart"/>
-      <w:r>
-        <w:rPr>
-          <w:rFonts w:ascii="Times New Roman" w:hAnsi="Times New Roman" w:cs="Times New Roman"/>
-        </w:rPr>
-        <w:t>tentang</w:t>
-      </w:r>
-      <w:proofErr w:type="spellEnd"/>
-      <w:r>
-        <w:rPr>
-          <w:rFonts w:ascii="Times New Roman" w:hAnsi="Times New Roman" w:cs="Times New Roman"/>
-        </w:rPr>
-        <w:t xml:space="preserve"> </w:t>
-      </w:r>
-      <w:proofErr w:type="spellStart"/>
-      <w:r>
-        <w:rPr>
-          <w:rFonts w:ascii="Times New Roman" w:hAnsi="Times New Roman" w:cs="Times New Roman"/>
-        </w:rPr>
-        <w:t>aplikasi</w:t>
-      </w:r>
-      <w:proofErr w:type="spellEnd"/>
-      <w:r>
-        <w:rPr>
-          <w:rFonts w:ascii="Times New Roman" w:hAnsi="Times New Roman" w:cs="Times New Roman"/>
-        </w:rPr>
-        <w:t xml:space="preserve">. </w:t>
+        <w:t xml:space="preserve">8. Pada halaman About, tuliskan deskripsi singkat tentang aplikasi. </w:t>
       </w:r>
     </w:p>
     <w:p>
@@ -3159,189 +2202,7 @@
         <w:rPr>
           <w:rFonts w:ascii="Times New Roman" w:hAnsi="Times New Roman" w:cs="Times New Roman"/>
         </w:rPr>
-        <w:t xml:space="preserve">9. Landing Page </w:t>
-      </w:r>
-      <w:proofErr w:type="spellStart"/>
-      <w:r>
-        <w:rPr>
-          <w:rFonts w:ascii="Times New Roman" w:hAnsi="Times New Roman" w:cs="Times New Roman"/>
-        </w:rPr>
-        <w:t>adalah</w:t>
-      </w:r>
-      <w:proofErr w:type="spellEnd"/>
-      <w:r>
-        <w:rPr>
-          <w:rFonts w:ascii="Times New Roman" w:hAnsi="Times New Roman" w:cs="Times New Roman"/>
-        </w:rPr>
-        <w:t xml:space="preserve"> </w:t>
-      </w:r>
-      <w:proofErr w:type="spellStart"/>
-      <w:r>
-        <w:rPr>
-          <w:rFonts w:ascii="Times New Roman" w:hAnsi="Times New Roman" w:cs="Times New Roman"/>
-        </w:rPr>
-        <w:t>halaman</w:t>
-      </w:r>
-      <w:proofErr w:type="spellEnd"/>
-      <w:r>
-        <w:rPr>
-          <w:rFonts w:ascii="Times New Roman" w:hAnsi="Times New Roman" w:cs="Times New Roman"/>
-        </w:rPr>
-        <w:t xml:space="preserve"> </w:t>
-      </w:r>
-      <w:proofErr w:type="spellStart"/>
-      <w:r>
-        <w:rPr>
-          <w:rFonts w:ascii="Times New Roman" w:hAnsi="Times New Roman" w:cs="Times New Roman"/>
-        </w:rPr>
-        <w:t>pertama</w:t>
-      </w:r>
-      <w:proofErr w:type="spellEnd"/>
-      <w:r>
-        <w:rPr>
-          <w:rFonts w:ascii="Times New Roman" w:hAnsi="Times New Roman" w:cs="Times New Roman"/>
-        </w:rPr>
-        <w:t xml:space="preserve"> yang </w:t>
-      </w:r>
-      <w:proofErr w:type="spellStart"/>
-      <w:r>
-        <w:rPr>
-          <w:rFonts w:ascii="Times New Roman" w:hAnsi="Times New Roman" w:cs="Times New Roman"/>
-        </w:rPr>
-        <w:t>muncul</w:t>
-      </w:r>
-      <w:proofErr w:type="spellEnd"/>
-      <w:r>
-        <w:rPr>
-          <w:rFonts w:ascii="Times New Roman" w:hAnsi="Times New Roman" w:cs="Times New Roman"/>
-        </w:rPr>
-        <w:t xml:space="preserve"> </w:t>
-      </w:r>
-      <w:proofErr w:type="spellStart"/>
-      <w:r>
-        <w:rPr>
-          <w:rFonts w:ascii="Times New Roman" w:hAnsi="Times New Roman" w:cs="Times New Roman"/>
-        </w:rPr>
-        <w:t>ketika</w:t>
-      </w:r>
-      <w:proofErr w:type="spellEnd"/>
-      <w:r>
-        <w:rPr>
-          <w:rFonts w:ascii="Times New Roman" w:hAnsi="Times New Roman" w:cs="Times New Roman"/>
-        </w:rPr>
-        <w:t xml:space="preserve"> </w:t>
-      </w:r>
-      <w:proofErr w:type="spellStart"/>
-      <w:r>
-        <w:rPr>
-          <w:rFonts w:ascii="Times New Roman" w:hAnsi="Times New Roman" w:cs="Times New Roman"/>
-        </w:rPr>
-        <w:t>aplikasi</w:t>
-      </w:r>
-      <w:proofErr w:type="spellEnd"/>
-      <w:r>
-        <w:rPr>
-          <w:rFonts w:ascii="Times New Roman" w:hAnsi="Times New Roman" w:cs="Times New Roman"/>
-        </w:rPr>
-        <w:t xml:space="preserve"> </w:t>
-      </w:r>
-      <w:proofErr w:type="spellStart"/>
-      <w:r>
-        <w:rPr>
-          <w:rFonts w:ascii="Times New Roman" w:hAnsi="Times New Roman" w:cs="Times New Roman"/>
-        </w:rPr>
-        <w:t>dibuka</w:t>
-      </w:r>
-      <w:proofErr w:type="spellEnd"/>
-      <w:r>
-        <w:rPr>
-          <w:rFonts w:ascii="Times New Roman" w:hAnsi="Times New Roman" w:cs="Times New Roman"/>
-        </w:rPr>
-        <w:t xml:space="preserve">, dan </w:t>
-      </w:r>
-      <w:proofErr w:type="spellStart"/>
-      <w:r>
-        <w:rPr>
-          <w:rFonts w:ascii="Times New Roman" w:hAnsi="Times New Roman" w:cs="Times New Roman"/>
-        </w:rPr>
-        <w:t>menampilkan</w:t>
-      </w:r>
-      <w:proofErr w:type="spellEnd"/>
-      <w:r>
-        <w:rPr>
-          <w:rFonts w:ascii="Times New Roman" w:hAnsi="Times New Roman" w:cs="Times New Roman"/>
-        </w:rPr>
-        <w:t xml:space="preserve"> </w:t>
-      </w:r>
-      <w:proofErr w:type="spellStart"/>
-      <w:r>
-        <w:rPr>
-          <w:rFonts w:ascii="Times New Roman" w:hAnsi="Times New Roman" w:cs="Times New Roman"/>
-        </w:rPr>
-        <w:t>tombol</w:t>
-      </w:r>
-      <w:proofErr w:type="spellEnd"/>
-      <w:r>
-        <w:rPr>
-          <w:rFonts w:ascii="Times New Roman" w:hAnsi="Times New Roman" w:cs="Times New Roman"/>
-        </w:rPr>
-        <w:t xml:space="preserve"> </w:t>
-      </w:r>
-      <w:proofErr w:type="spellStart"/>
-      <w:r>
-        <w:rPr>
-          <w:rFonts w:ascii="Times New Roman" w:hAnsi="Times New Roman" w:cs="Times New Roman"/>
-        </w:rPr>
-        <w:t>untuk</w:t>
-      </w:r>
-      <w:proofErr w:type="spellEnd"/>
-      <w:r>
-        <w:rPr>
-          <w:rFonts w:ascii="Times New Roman" w:hAnsi="Times New Roman" w:cs="Times New Roman"/>
-        </w:rPr>
-        <w:t xml:space="preserve"> </w:t>
-      </w:r>
-      <w:proofErr w:type="spellStart"/>
-      <w:r>
-        <w:rPr>
-          <w:rFonts w:ascii="Times New Roman" w:hAnsi="Times New Roman" w:cs="Times New Roman"/>
-        </w:rPr>
-        <w:t>masuk</w:t>
-      </w:r>
-      <w:proofErr w:type="spellEnd"/>
-      <w:r>
-        <w:rPr>
-          <w:rFonts w:ascii="Times New Roman" w:hAnsi="Times New Roman" w:cs="Times New Roman"/>
-        </w:rPr>
-        <w:t xml:space="preserve"> </w:t>
-      </w:r>
-      <w:proofErr w:type="spellStart"/>
-      <w:r>
-        <w:rPr>
-          <w:rFonts w:ascii="Times New Roman" w:hAnsi="Times New Roman" w:cs="Times New Roman"/>
-        </w:rPr>
-        <w:t>ke</w:t>
-      </w:r>
-      <w:proofErr w:type="spellEnd"/>
-      <w:r>
-        <w:rPr>
-          <w:rFonts w:ascii="Times New Roman" w:hAnsi="Times New Roman" w:cs="Times New Roman"/>
-        </w:rPr>
-        <w:t xml:space="preserve"> </w:t>
-      </w:r>
-      <w:proofErr w:type="spellStart"/>
-      <w:r>
-        <w:rPr>
-          <w:rFonts w:ascii="Times New Roman" w:hAnsi="Times New Roman" w:cs="Times New Roman"/>
-        </w:rPr>
-        <w:t>halaman</w:t>
-      </w:r>
-      <w:proofErr w:type="spellEnd"/>
-      <w:r>
-        <w:rPr>
-          <w:rFonts w:ascii="Times New Roman" w:hAnsi="Times New Roman" w:cs="Times New Roman"/>
-        </w:rPr>
-        <w:t xml:space="preserve"> login.</w:t>
+        <w:t>9. Landing Page adalah halaman pertama yang muncul ketika aplikasi dibuka, dan menampilkan tombol untuk masuk ke halaman login.</w:t>
       </w:r>
     </w:p>
     <w:p>
@@ -3425,20 +2286,18 @@
         </w:rPr>
         <w:tab/>
       </w:r>
-      <w:proofErr w:type="spellStart"/>
-      <w:r>
-        <w:rPr>
-          <w:rFonts w:ascii="Times New Roman" w:hAnsi="Times New Roman" w:cs="Times New Roman"/>
-          <w:b/>
-          <w:bCs/>
-          <w:color w:val="auto"/>
-          <w:sz w:val="24"/>
-          <w:szCs w:val="24"/>
-        </w:rPr>
-        <w:t>Tes</w:t>
-      </w:r>
       <w:bookmarkEnd w:id="8"/>
-      <w:proofErr w:type="spellEnd"/>
+      <w:r>
+        <w:rPr>
+          <w:rFonts w:ascii="Times New Roman" w:hAnsi="Times New Roman" w:cs="Times New Roman"/>
+          <w:b/>
+          <w:bCs/>
+          <w:color w:val="auto"/>
+          <w:sz w:val="24"/>
+          <w:szCs w:val="24"/>
+        </w:rPr>
+        <w:t>Landing Page</w:t>
+      </w:r>
     </w:p>
     <w:p>
       <w:pPr>
@@ -3488,20 +2347,18 @@
         </w:rPr>
         <w:tab/>
       </w:r>
-      <w:proofErr w:type="spellStart"/>
-      <w:r>
-        <w:rPr>
-          <w:rFonts w:ascii="Times New Roman" w:hAnsi="Times New Roman" w:cs="Times New Roman"/>
-          <w:b/>
-          <w:bCs/>
-          <w:color w:val="auto"/>
-          <w:sz w:val="24"/>
-          <w:szCs w:val="24"/>
-        </w:rPr>
-        <w:t>Tes</w:t>
-      </w:r>
       <w:bookmarkEnd w:id="9"/>
-      <w:proofErr w:type="spellEnd"/>
+      <w:r>
+        <w:rPr>
+          <w:rFonts w:ascii="Times New Roman" w:hAnsi="Times New Roman" w:cs="Times New Roman"/>
+          <w:b/>
+          <w:bCs/>
+          <w:color w:val="auto"/>
+          <w:sz w:val="24"/>
+          <w:szCs w:val="24"/>
+        </w:rPr>
+        <w:t>Login Page</w:t>
+      </w:r>
     </w:p>
     <w:p>
       <w:pPr>
@@ -3551,20 +2408,18 @@
         </w:rPr>
         <w:tab/>
       </w:r>
-      <w:proofErr w:type="spellStart"/>
-      <w:r>
-        <w:rPr>
-          <w:rFonts w:ascii="Times New Roman" w:hAnsi="Times New Roman" w:cs="Times New Roman"/>
-          <w:b/>
-          <w:bCs/>
-          <w:color w:val="auto"/>
-          <w:sz w:val="24"/>
-          <w:szCs w:val="24"/>
-        </w:rPr>
-        <w:t>Tes</w:t>
-      </w:r>
       <w:bookmarkEnd w:id="10"/>
-      <w:proofErr w:type="spellEnd"/>
+      <w:r>
+        <w:rPr>
+          <w:rFonts w:ascii="Times New Roman" w:hAnsi="Times New Roman" w:cs="Times New Roman"/>
+          <w:b/>
+          <w:bCs/>
+          <w:color w:val="auto"/>
+          <w:sz w:val="24"/>
+          <w:szCs w:val="24"/>
+        </w:rPr>
+        <w:t>Login Page (Gagal Login)</w:t>
+      </w:r>
     </w:p>
     <w:p>
       <w:pPr>
@@ -3614,20 +2469,18 @@
         </w:rPr>
         <w:tab/>
       </w:r>
-      <w:proofErr w:type="spellStart"/>
-      <w:r>
-        <w:rPr>
-          <w:rFonts w:ascii="Times New Roman" w:hAnsi="Times New Roman" w:cs="Times New Roman"/>
-          <w:b/>
-          <w:bCs/>
-          <w:color w:val="auto"/>
-          <w:sz w:val="24"/>
-          <w:szCs w:val="24"/>
-        </w:rPr>
-        <w:t>Tes</w:t>
-      </w:r>
       <w:bookmarkEnd w:id="11"/>
-      <w:proofErr w:type="spellEnd"/>
+      <w:r>
+        <w:rPr>
+          <w:rFonts w:ascii="Times New Roman" w:hAnsi="Times New Roman" w:cs="Times New Roman"/>
+          <w:b/>
+          <w:bCs/>
+          <w:color w:val="auto"/>
+          <w:sz w:val="24"/>
+          <w:szCs w:val="24"/>
+        </w:rPr>
+        <w:t>Home Page</w:t>
+      </w:r>
     </w:p>
     <w:p>
       <w:pPr>
@@ -3677,27 +2530,56 @@
         </w:rPr>
         <w:tab/>
       </w:r>
-      <w:proofErr w:type="spellStart"/>
-      <w:r>
-        <w:rPr>
-          <w:rFonts w:ascii="Times New Roman" w:hAnsi="Times New Roman" w:cs="Times New Roman"/>
-          <w:b/>
-          <w:bCs/>
-          <w:color w:val="auto"/>
-          <w:sz w:val="24"/>
-          <w:szCs w:val="24"/>
-        </w:rPr>
-        <w:t>Tes</w:t>
-      </w:r>
       <w:bookmarkEnd w:id="12"/>
-      <w:proofErr w:type="spellEnd"/>
-    </w:p>
-    <w:p>
-      <w:pPr>
-        <w:rPr>
-          <w:rFonts w:ascii="Times New Roman" w:hAnsi="Times New Roman" w:cs="Times New Roman"/>
-        </w:rPr>
-      </w:pPr>
+      <w:r>
+        <w:rPr>
+          <w:rFonts w:ascii="Times New Roman" w:hAnsi="Times New Roman" w:cs="Times New Roman"/>
+          <w:b/>
+          <w:bCs/>
+          <w:color w:val="auto"/>
+          <w:sz w:val="24"/>
+          <w:szCs w:val="24"/>
+        </w:rPr>
+        <w:t>Profile (Menampilkan username)</w:t>
+      </w:r>
+    </w:p>
+    <w:p/>
+    <w:p>
+      <w:pPr>
+        <w:rPr>
+          <w:rFonts w:ascii="Times New Roman" w:hAnsi="Times New Roman" w:cs="Times New Roman"/>
+        </w:rPr>
+      </w:pPr>
+      <w:r>
+        <w:rPr>
+          <w:rFonts w:ascii="Times New Roman" w:hAnsi="Times New Roman" w:cs="Times New Roman"/>
+          <w:b/>
+          <w:bCs/>
+          <w:sz w:val="24"/>
+          <w:szCs w:val="24"/>
+        </w:rPr>
+        <w:t xml:space="preserve">3.5 </w:t>
+      </w:r>
+      <w:r>
+        <w:rPr>
+          <w:rFonts w:ascii="Times New Roman" w:hAnsi="Times New Roman" w:cs="Times New Roman"/>
+          <w:b/>
+          <w:bCs/>
+          <w:sz w:val="24"/>
+          <w:szCs w:val="24"/>
+        </w:rPr>
+        <w:tab/>
+      </w:r>
+      <w:r>
+        <w:rPr>
+          <w:rFonts w:ascii="Times New Roman" w:hAnsi="Times New Roman" w:cs="Times New Roman"/>
+          <w:b/>
+          <w:bCs/>
+          <w:sz w:val="24"/>
+          <w:szCs w:val="24"/>
+        </w:rPr>
+        <w:t>About (Deskipsi Aplikasi)</w:t>
+      </w:r>
     </w:p>
     <w:p>
       <w:pPr>
@@ -3707,7 +2589,7 @@
       </w:pPr>
     </w:p>
     <w:sectPr>
-      <w:footerReference w:type="default" r:id="rId6"/>
+      <w:footerReference w:type="default" r:id="rId7"/>
       <w:pgSz w:w="11906" w:h="16838" w:code="9"/>
       <w:pgMar w:top="1440" w:right="1440" w:bottom="1440" w:left="1440" w:header="720" w:footer="720" w:gutter="0"/>
       <w:cols w:space="720"/>
@@ -4376,6 +3258,18 @@
       <w:contextualSpacing/>
     </w:pPr>
   </w:style>
+  <w:style w:type="character" w:styleId="UnresolvedMention">
+    <w:name w:val="Unresolved Mention"/>
+    <w:basedOn w:val="DefaultParagraphFont"/>
+    <w:uiPriority w:val="99"/>
+    <w:semiHidden/>
+    <w:unhideWhenUsed/>
+    <w:rsid w:val="005908FA"/>
+    <w:rPr>
+      <w:color w:val="605E5C"/>
+      <w:shd w:val="clear" w:color="auto" w:fill="E1DFDD"/>
+    </w:rPr>
+  </w:style>
 </w:styles>
 </file>
 
